--- a/data/revised_2026-10_full/outputs/v2/Chemistry/SS1.2_The_Atom/Chemistry_The_Atom_CBE_LessonSequence.docx
+++ b/data/revised_2026-10_full/outputs/v2/Chemistry/SS1.2_The_Atom/Chemistry_The_Atom_CBE_LessonSequence.docx
@@ -2398,7 +2398,7 @@
         </w:rPr>
         <w:t xml:space="preserve">© 2026 SeaVuria and ARES. This work is licensed under a </w:t>
       </w:r>
-      <w:hyperlink w:history="1" r:id="rIdhefsllm0oaqf3xkpi4lrm">
+      <w:hyperlink w:history="1" r:id="rIdmnowue8_2tsa2i-jdvfo6">
         <w:r>
           <w:rPr>
             <w:rFonts w:ascii="Arial" w:cs="Arial" w:eastAsia="Arial" w:hAnsi="Arial"/>
@@ -2418,7 +2418,7 @@
         </w:rPr>
         <w:t xml:space="preserve"> (</w:t>
       </w:r>
-      <w:hyperlink w:history="1" r:id="rIdybceblye1auolednxpzxv">
+      <w:hyperlink w:history="1" r:id="rIduecfj0nifv3ryp5ebmhdd">
         <w:r>
           <w:rPr>
             <w:rFonts w:ascii="Arial" w:cs="Arial" w:eastAsia="Arial" w:hAnsi="Arial"/>
@@ -2438,7 +2438,7 @@
         </w:rPr>
         <w:t xml:space="preserve">). To view a copy of this license, visit </w:t>
       </w:r>
-      <w:hyperlink w:history="1" r:id="rIdr2gndrqqolx8uzqlxwdzc">
+      <w:hyperlink w:history="1" r:id="rIdodl5pyr9duxyh0mmu3xl0">
         <w:r>
           <w:rPr>
             <w:rFonts w:ascii="Arial" w:cs="Arial" w:eastAsia="Arial" w:hAnsi="Arial"/>
@@ -3477,7 +3477,7 @@
             <w:pPr>
               <w:spacing w:after="20" w:before="0"/>
             </w:pPr>
-            <w:hyperlink w:history="1" r:id="rIdqqsgpoyvmvdxtvjeuspm7">
+            <w:hyperlink w:history="1" r:id="rIdj0fc-qfjxgzirnaepnd5k">
               <w:r>
                 <w:rPr>
                   <w:rFonts w:ascii="Arial" w:cs="Arial" w:eastAsia="Arial" w:hAnsi="Arial"/>
@@ -3510,7 +3510,7 @@
               <w:spacing w:after="10" w:before="0"/>
               <w:ind w:left="120"/>
             </w:pPr>
-            <w:hyperlink w:history="1" r:id="rIdeupujawvyak74kej5-y8a">
+            <w:hyperlink w:history="1" r:id="rIdhuqw1dny1_ph4jutkda1i">
               <w:r>
                 <w:rPr>
                   <w:rFonts w:ascii="Arial" w:cs="Arial" w:eastAsia="Arial" w:hAnsi="Arial"/>
@@ -3555,7 +3555,7 @@
             <w:pPr>
               <w:spacing w:after="20" w:before="0"/>
             </w:pPr>
-            <w:hyperlink w:history="1" r:id="rIdaua4hpffkcdsag8ehha6e">
+            <w:hyperlink w:history="1" r:id="rIdv1jxz1jsy0kg-gi0id-tr">
               <w:r>
                 <w:rPr>
                   <w:rFonts w:ascii="Arial" w:cs="Arial" w:eastAsia="Arial" w:hAnsi="Arial"/>
@@ -3588,7 +3588,7 @@
               <w:spacing w:after="10" w:before="0"/>
               <w:ind w:left="120"/>
             </w:pPr>
-            <w:hyperlink w:history="1" r:id="rIdgqsltticdmedmd9wlsw6w">
+            <w:hyperlink w:history="1" r:id="rIdrh_qiulv8bktl66jpvb_v">
               <w:r>
                 <w:rPr>
                   <w:rFonts w:ascii="Arial" w:cs="Arial" w:eastAsia="Arial" w:hAnsi="Arial"/>
@@ -3788,7 +3788,7 @@
             <w:pPr>
               <w:spacing w:after="20" w:before="0"/>
             </w:pPr>
-            <w:hyperlink w:history="1" r:id="rIdgmfccs4qcjil0xai1g5ps">
+            <w:hyperlink w:history="1" r:id="rIddpq0tdr1bn0h0avedlici">
               <w:r>
                 <w:rPr>
                   <w:rFonts w:ascii="Arial" w:cs="Arial" w:eastAsia="Arial" w:hAnsi="Arial"/>
@@ -3821,7 +3821,7 @@
               <w:spacing w:after="10" w:before="0"/>
               <w:ind w:left="120"/>
             </w:pPr>
-            <w:hyperlink w:history="1" r:id="rIdgc3lc-g3f4rexcqozdffl">
+            <w:hyperlink w:history="1" r:id="rId19t14k3bs4dfids8gondv">
               <w:r>
                 <w:rPr>
                   <w:rFonts w:ascii="Arial" w:cs="Arial" w:eastAsia="Arial" w:hAnsi="Arial"/>
@@ -3866,7 +3866,7 @@
             <w:pPr>
               <w:spacing w:after="20" w:before="0"/>
             </w:pPr>
-            <w:hyperlink w:history="1" r:id="rIdkmlac-nmikqnbb7npwqkv">
+            <w:hyperlink w:history="1" r:id="rIdzgmwg2wqthqqyr6ucdxhf">
               <w:r>
                 <w:rPr>
                   <w:rFonts w:ascii="Arial" w:cs="Arial" w:eastAsia="Arial" w:hAnsi="Arial"/>
@@ -3899,7 +3899,7 @@
               <w:spacing w:after="10" w:before="0"/>
               <w:ind w:left="120"/>
             </w:pPr>
-            <w:hyperlink w:history="1" r:id="rId1echjitnwi0cb5v459upo">
+            <w:hyperlink w:history="1" r:id="rId_be9gahv4yrhagor-9up-">
               <w:r>
                 <w:rPr>
                   <w:rFonts w:ascii="Arial" w:cs="Arial" w:eastAsia="Arial" w:hAnsi="Arial"/>
@@ -4099,7 +4099,7 @@
             <w:pPr>
               <w:spacing w:after="20" w:before="0"/>
             </w:pPr>
-            <w:hyperlink w:history="1" r:id="rId4qjjthmcwblttd9ytsvr2">
+            <w:hyperlink w:history="1" r:id="rIde7pngnxgmceq4cvzacfuj">
               <w:r>
                 <w:rPr>
                   <w:rFonts w:ascii="Arial" w:cs="Arial" w:eastAsia="Arial" w:hAnsi="Arial"/>
@@ -4132,7 +4132,7 @@
               <w:spacing w:after="10" w:before="0"/>
               <w:ind w:left="120"/>
             </w:pPr>
-            <w:hyperlink w:history="1" r:id="rIda_dkmid4jwpkxmgflxnkm">
+            <w:hyperlink w:history="1" r:id="rIdwwwyogdkirzmjeoxqgo6d">
               <w:r>
                 <w:rPr>
                   <w:rFonts w:ascii="Arial" w:cs="Arial" w:eastAsia="Arial" w:hAnsi="Arial"/>
@@ -4177,7 +4177,7 @@
             <w:pPr>
               <w:spacing w:after="20" w:before="0"/>
             </w:pPr>
-            <w:hyperlink w:history="1" r:id="rIdnwugppbny-6b5lms2rngi">
+            <w:hyperlink w:history="1" r:id="rIdx4wdtgbcepyknpt_e5elw">
               <w:r>
                 <w:rPr>
                   <w:rFonts w:ascii="Arial" w:cs="Arial" w:eastAsia="Arial" w:hAnsi="Arial"/>
@@ -4226,7 +4226,7 @@
               <w:spacing w:after="10" w:before="0"/>
               <w:ind w:left="120"/>
             </w:pPr>
-            <w:hyperlink w:history="1" r:id="rIdtsa2jntc8lnlql8k9mx41">
+            <w:hyperlink w:history="1" r:id="rIds_ogxhqddfhbcfh3ahekn">
               <w:r>
                 <w:rPr>
                   <w:rFonts w:ascii="Arial" w:cs="Arial" w:eastAsia="Arial" w:hAnsi="Arial"/>
@@ -4426,7 +4426,7 @@
             <w:pPr>
               <w:spacing w:after="20" w:before="0"/>
             </w:pPr>
-            <w:hyperlink w:history="1" r:id="rIdr__dyqlurg-z7mvtpqjf2">
+            <w:hyperlink w:history="1" r:id="rIdhvhwpqmqzhgen4nb-5aty">
               <w:r>
                 <w:rPr>
                   <w:rFonts w:ascii="Arial" w:cs="Arial" w:eastAsia="Arial" w:hAnsi="Arial"/>
@@ -4459,7 +4459,7 @@
               <w:spacing w:after="10" w:before="0"/>
               <w:ind w:left="120"/>
             </w:pPr>
-            <w:hyperlink w:history="1" r:id="rId2fujxfkdwan2uja7blopu">
+            <w:hyperlink w:history="1" r:id="rIdvtjqdkl89vd4prsjsrrzz">
               <w:r>
                 <w:rPr>
                   <w:rFonts w:ascii="Arial" w:cs="Arial" w:eastAsia="Arial" w:hAnsi="Arial"/>
@@ -4504,7 +4504,7 @@
             <w:pPr>
               <w:spacing w:after="20" w:before="0"/>
             </w:pPr>
-            <w:hyperlink w:history="1" r:id="rIdypafd_8bavimjqeb7qzai">
+            <w:hyperlink w:history="1" r:id="rIda-ski2vdgizv_vu2g3vzs">
               <w:r>
                 <w:rPr>
                   <w:rFonts w:ascii="Arial" w:cs="Arial" w:eastAsia="Arial" w:hAnsi="Arial"/>
@@ -4553,7 +4553,7 @@
               <w:spacing w:after="10" w:before="0"/>
               <w:ind w:left="120"/>
             </w:pPr>
-            <w:hyperlink w:history="1" r:id="rIdt64za6njfjwddo1vuwtj8">
+            <w:hyperlink w:history="1" r:id="rIdqnjdnf-4zfb7fuzjxvksp">
               <w:r>
                 <w:rPr>
                   <w:rFonts w:ascii="Arial" w:cs="Arial" w:eastAsia="Arial" w:hAnsi="Arial"/>
@@ -4753,7 +4753,7 @@
             <w:pPr>
               <w:spacing w:after="20" w:before="0"/>
             </w:pPr>
-            <w:hyperlink w:history="1" r:id="rIdaiuzqgtxw0sdol_xupxkr">
+            <w:hyperlink w:history="1" r:id="rIdrm56_kniafdsnb9ads-bk">
               <w:r>
                 <w:rPr>
                   <w:rFonts w:ascii="Arial" w:cs="Arial" w:eastAsia="Arial" w:hAnsi="Arial"/>
@@ -4802,7 +4802,7 @@
               <w:spacing w:after="10" w:before="0"/>
               <w:ind w:left="120"/>
             </w:pPr>
-            <w:hyperlink w:history="1" r:id="rIdfvjc_nxsv7pbo8ai-aiar">
+            <w:hyperlink w:history="1" r:id="rId2_yoigpyfokopbshsy2as">
               <w:r>
                 <w:rPr>
                   <w:rFonts w:ascii="Arial" w:cs="Arial" w:eastAsia="Arial" w:hAnsi="Arial"/>
@@ -4847,7 +4847,7 @@
             <w:pPr>
               <w:spacing w:after="20" w:before="0"/>
             </w:pPr>
-            <w:hyperlink w:history="1" r:id="rIdmi9pnnrdvd7ki5oup3u0t">
+            <w:hyperlink w:history="1" r:id="rId8sc9oiynqwagkxsootxaq">
               <w:r>
                 <w:rPr>
                   <w:rFonts w:ascii="Arial" w:cs="Arial" w:eastAsia="Arial" w:hAnsi="Arial"/>
@@ -4896,7 +4896,7 @@
               <w:spacing w:after="10" w:before="0"/>
               <w:ind w:left="120"/>
             </w:pPr>
-            <w:hyperlink w:history="1" r:id="rIda2ovart_jk3_x7uarmbn3">
+            <w:hyperlink w:history="1" r:id="rIdsjczg1-enxvybj5dllzcz">
               <w:r>
                 <w:rPr>
                   <w:rFonts w:ascii="Arial" w:cs="Arial" w:eastAsia="Arial" w:hAnsi="Arial"/>
@@ -5421,7 +5421,7 @@
         </w:rPr>
         <w:t xml:space="preserve">© 2026 SeaVuria and ARES. Aligned with KICD objectives. Developed by SeaVuria; technical implementation by ARES (with AI assistance from Claude). Licensed under </w:t>
       </w:r>
-      <w:hyperlink w:history="1" r:id="rIdtya_7jul6tlwz0akf5hlh">
+      <w:hyperlink w:history="1" r:id="rIdvwqph8g6kqj1jm3ftk-i9">
         <w:r>
           <w:rPr>
             <w:rFonts w:ascii="Arial" w:cs="Arial" w:eastAsia="Arial" w:hAnsi="Arial"/>
@@ -5442,7 +5442,7 @@
         </w:rPr>
         <w:t xml:space="preserve"> (</w:t>
       </w:r>
-      <w:hyperlink w:history="1" r:id="rId-9qrqwmjwfnjvlhhwj2r1">
+      <w:hyperlink w:history="1" r:id="rIdrsgolm-xffitystkoa_ec">
         <w:r>
           <w:rPr>
             <w:rFonts w:ascii="Arial" w:cs="Arial" w:eastAsia="Arial" w:hAnsi="Arial"/>
@@ -6482,7 +6482,7 @@
             <w:pPr>
               <w:spacing w:after="20" w:before="0"/>
             </w:pPr>
-            <w:hyperlink w:history="1" r:id="rIdj9bnaiqizb4senuatf3dh">
+            <w:hyperlink w:history="1" r:id="rIdpm4bfj4nxtclntqusbb4m">
               <w:r>
                 <w:rPr>
                   <w:rFonts w:ascii="Arial" w:cs="Arial" w:eastAsia="Arial" w:hAnsi="Arial"/>
@@ -6515,7 +6515,7 @@
               <w:spacing w:after="10" w:before="0"/>
               <w:ind w:left="120"/>
             </w:pPr>
-            <w:hyperlink w:history="1" r:id="rIdkfplbnotbb_ibebvnyzzf">
+            <w:hyperlink w:history="1" r:id="rId9w1h4musffick6hpeslcf">
               <w:r>
                 <w:rPr>
                   <w:rFonts w:ascii="Arial" w:cs="Arial" w:eastAsia="Arial" w:hAnsi="Arial"/>
@@ -6560,7 +6560,7 @@
             <w:pPr>
               <w:spacing w:after="20" w:before="0"/>
             </w:pPr>
-            <w:hyperlink w:history="1" r:id="rIdnxyiex8jwhkfuxn64isq6">
+            <w:hyperlink w:history="1" r:id="rIdc36r_vhderhrugabnjmfo">
               <w:r>
                 <w:rPr>
                   <w:rFonts w:ascii="Arial" w:cs="Arial" w:eastAsia="Arial" w:hAnsi="Arial"/>
@@ -6593,7 +6593,7 @@
               <w:spacing w:after="10" w:before="0"/>
               <w:ind w:left="120"/>
             </w:pPr>
-            <w:hyperlink w:history="1" r:id="rIdhcr3n_dbwlg5pwmurkvuf">
+            <w:hyperlink w:history="1" r:id="rId5lwnvdwxaavgbfdgo05qh">
               <w:r>
                 <w:rPr>
                   <w:rFonts w:ascii="Arial" w:cs="Arial" w:eastAsia="Arial" w:hAnsi="Arial"/>
@@ -6793,7 +6793,7 @@
             <w:pPr>
               <w:spacing w:after="20" w:before="0"/>
             </w:pPr>
-            <w:hyperlink w:history="1" r:id="rId4oldty3rb91m9t9wyrcss">
+            <w:hyperlink w:history="1" r:id="rIdofqc_lhder5lcehofgomh">
               <w:r>
                 <w:rPr>
                   <w:rFonts w:ascii="Arial" w:cs="Arial" w:eastAsia="Arial" w:hAnsi="Arial"/>
@@ -6826,7 +6826,7 @@
               <w:spacing w:after="10" w:before="0"/>
               <w:ind w:left="120"/>
             </w:pPr>
-            <w:hyperlink w:history="1" r:id="rIdy5_uqsajrmzte27xwxvcq">
+            <w:hyperlink w:history="1" r:id="rIdnft8weptrw9qdjbxjolpl">
               <w:r>
                 <w:rPr>
                   <w:rFonts w:ascii="Arial" w:cs="Arial" w:eastAsia="Arial" w:hAnsi="Arial"/>
@@ -6871,7 +6871,7 @@
             <w:pPr>
               <w:spacing w:after="20" w:before="0"/>
             </w:pPr>
-            <w:hyperlink w:history="1" r:id="rIdxjz1fqmoajaa8ckgqcykm">
+            <w:hyperlink w:history="1" r:id="rIdrufbvqeedf7gvfnhruddj">
               <w:r>
                 <w:rPr>
                   <w:rFonts w:ascii="Arial" w:cs="Arial" w:eastAsia="Arial" w:hAnsi="Arial"/>
@@ -6904,7 +6904,7 @@
               <w:spacing w:after="10" w:before="0"/>
               <w:ind w:left="120"/>
             </w:pPr>
-            <w:hyperlink w:history="1" r:id="rIdjtmvpc9jd21lmpywvde6p">
+            <w:hyperlink w:history="1" r:id="rIdgyawekjmv4xv71yhce5v4">
               <w:r>
                 <w:rPr>
                   <w:rFonts w:ascii="Arial" w:cs="Arial" w:eastAsia="Arial" w:hAnsi="Arial"/>
@@ -7104,7 +7104,7 @@
             <w:pPr>
               <w:spacing w:after="20" w:before="0"/>
             </w:pPr>
-            <w:hyperlink w:history="1" r:id="rId8tegocipzznqvyebjcrnq">
+            <w:hyperlink w:history="1" r:id="rIdbbj8_futn9lbjfr56swh-">
               <w:r>
                 <w:rPr>
                   <w:rFonts w:ascii="Arial" w:cs="Arial" w:eastAsia="Arial" w:hAnsi="Arial"/>
@@ -7137,7 +7137,7 @@
               <w:spacing w:after="10" w:before="0"/>
               <w:ind w:left="120"/>
             </w:pPr>
-            <w:hyperlink w:history="1" r:id="rIdgluj3fhjkejuubae3jasi">
+            <w:hyperlink w:history="1" r:id="rIdrra7yn4ihksb_gnwyhux1">
               <w:r>
                 <w:rPr>
                   <w:rFonts w:ascii="Arial" w:cs="Arial" w:eastAsia="Arial" w:hAnsi="Arial"/>
@@ -7182,7 +7182,7 @@
             <w:pPr>
               <w:spacing w:after="20" w:before="0"/>
             </w:pPr>
-            <w:hyperlink w:history="1" r:id="rIdzkkbpo0ilutb8k3z1jm9y">
+            <w:hyperlink w:history="1" r:id="rIdqehmvkoymiinu85nhhi7z">
               <w:r>
                 <w:rPr>
                   <w:rFonts w:ascii="Arial" w:cs="Arial" w:eastAsia="Arial" w:hAnsi="Arial"/>
@@ -7215,7 +7215,7 @@
               <w:spacing w:after="10" w:before="0"/>
               <w:ind w:left="120"/>
             </w:pPr>
-            <w:hyperlink w:history="1" r:id="rIdjblcqs5xlqjoapyw03yeo">
+            <w:hyperlink w:history="1" r:id="rIduq2ny3rw8rzslbxegk55c">
               <w:r>
                 <w:rPr>
                   <w:rFonts w:ascii="Arial" w:cs="Arial" w:eastAsia="Arial" w:hAnsi="Arial"/>
@@ -7415,7 +7415,7 @@
             <w:pPr>
               <w:spacing w:after="20" w:before="0"/>
             </w:pPr>
-            <w:hyperlink w:history="1" r:id="rId_9wiwlqymvnhc6ruycrwd">
+            <w:hyperlink w:history="1" r:id="rIdi6jlycyq8mperwp3cxge8">
               <w:r>
                 <w:rPr>
                   <w:rFonts w:ascii="Arial" w:cs="Arial" w:eastAsia="Arial" w:hAnsi="Arial"/>
@@ -7448,7 +7448,7 @@
               <w:spacing w:after="10" w:before="0"/>
               <w:ind w:left="120"/>
             </w:pPr>
-            <w:hyperlink w:history="1" r:id="rIdqfbcd41se_eiuh6lgx-op">
+            <w:hyperlink w:history="1" r:id="rIdyfsdpi0ujkn-mfjtziyxw">
               <w:r>
                 <w:rPr>
                   <w:rFonts w:ascii="Arial" w:cs="Arial" w:eastAsia="Arial" w:hAnsi="Arial"/>
@@ -7493,7 +7493,7 @@
             <w:pPr>
               <w:spacing w:after="20" w:before="0"/>
             </w:pPr>
-            <w:hyperlink w:history="1" r:id="rIdurj714ezxwpcdkpcg_5ma">
+            <w:hyperlink w:history="1" r:id="rId6e2mdt7g-qytzeea_82vj">
               <w:r>
                 <w:rPr>
                   <w:rFonts w:ascii="Arial" w:cs="Arial" w:eastAsia="Arial" w:hAnsi="Arial"/>
@@ -7526,7 +7526,7 @@
               <w:spacing w:after="10" w:before="0"/>
               <w:ind w:left="120"/>
             </w:pPr>
-            <w:hyperlink w:history="1" r:id="rId6xfkm8vuxb_r95sqss2ey">
+            <w:hyperlink w:history="1" r:id="rIdjnaeovy_uws_igl_w_-eu">
               <w:r>
                 <w:rPr>
                   <w:rFonts w:ascii="Arial" w:cs="Arial" w:eastAsia="Arial" w:hAnsi="Arial"/>
@@ -7726,7 +7726,7 @@
             <w:pPr>
               <w:spacing w:after="20" w:before="0"/>
             </w:pPr>
-            <w:hyperlink w:history="1" r:id="rIda_fswaof5vhzqtudvgcj1">
+            <w:hyperlink w:history="1" r:id="rIdxk3lu2tskbdq15tiew_xc">
               <w:r>
                 <w:rPr>
                   <w:rFonts w:ascii="Arial" w:cs="Arial" w:eastAsia="Arial" w:hAnsi="Arial"/>
@@ -7759,7 +7759,7 @@
               <w:spacing w:after="10" w:before="0"/>
               <w:ind w:left="120"/>
             </w:pPr>
-            <w:hyperlink w:history="1" r:id="rId70mybvb1tgkknv-innzxk">
+            <w:hyperlink w:history="1" r:id="rIdo8i5ltvuzpb_lpf3dh2ys">
               <w:r>
                 <w:rPr>
                   <w:rFonts w:ascii="Arial" w:cs="Arial" w:eastAsia="Arial" w:hAnsi="Arial"/>
@@ -7804,7 +7804,7 @@
             <w:pPr>
               <w:spacing w:after="20" w:before="0"/>
             </w:pPr>
-            <w:hyperlink w:history="1" r:id="rIdh-irxvg8kko2vht3ag7cd">
+            <w:hyperlink w:history="1" r:id="rIdcolkzpjrytnv2eux0m8gr">
               <w:r>
                 <w:rPr>
                   <w:rFonts w:ascii="Arial" w:cs="Arial" w:eastAsia="Arial" w:hAnsi="Arial"/>
@@ -7837,7 +7837,7 @@
               <w:spacing w:after="10" w:before="0"/>
               <w:ind w:left="120"/>
             </w:pPr>
-            <w:hyperlink w:history="1" r:id="rIdhcwwfgpcznccplpdflrmv">
+            <w:hyperlink w:history="1" r:id="rIdm8mridl-ho911kpcrmzey">
               <w:r>
                 <w:rPr>
                   <w:rFonts w:ascii="Arial" w:cs="Arial" w:eastAsia="Arial" w:hAnsi="Arial"/>
@@ -8362,7 +8362,7 @@
         </w:rPr>
         <w:t xml:space="preserve">© 2026 SeaVuria and ARES. Aligned with KICD objectives. Developed by SeaVuria; technical implementation by ARES (with AI assistance from Claude). Licensed under </w:t>
       </w:r>
-      <w:hyperlink w:history="1" r:id="rId3fdbegh78nl4eq8wgi3hc">
+      <w:hyperlink w:history="1" r:id="rIdoezjkzc0gjw3wonr7didp">
         <w:r>
           <w:rPr>
             <w:rFonts w:ascii="Arial" w:cs="Arial" w:eastAsia="Arial" w:hAnsi="Arial"/>
@@ -8383,7 +8383,7 @@
         </w:rPr>
         <w:t xml:space="preserve"> (</w:t>
       </w:r>
-      <w:hyperlink w:history="1" r:id="rIdyiqvsvgeoze8q6g_rycf9">
+      <w:hyperlink w:history="1" r:id="rIdcnphqyz-fj-_0lz8rym_y">
         <w:r>
           <w:rPr>
             <w:rFonts w:ascii="Arial" w:cs="Arial" w:eastAsia="Arial" w:hAnsi="Arial"/>
@@ -9423,7 +9423,7 @@
             <w:pPr>
               <w:spacing w:after="20" w:before="0"/>
             </w:pPr>
-            <w:hyperlink w:history="1" r:id="rIddbe3rqxjdybmzc62nb2kb">
+            <w:hyperlink w:history="1" r:id="rIdcnq2uy2bzopj5mmjgo5rl">
               <w:r>
                 <w:rPr>
                   <w:rFonts w:ascii="Arial" w:cs="Arial" w:eastAsia="Arial" w:hAnsi="Arial"/>
@@ -9456,7 +9456,7 @@
               <w:spacing w:after="10" w:before="0"/>
               <w:ind w:left="120"/>
             </w:pPr>
-            <w:hyperlink w:history="1" r:id="rIdlb4huv80sfgknke7nxznv">
+            <w:hyperlink w:history="1" r:id="rIdxahf6iwfke-iiupvkpk2_">
               <w:r>
                 <w:rPr>
                   <w:rFonts w:ascii="Arial" w:cs="Arial" w:eastAsia="Arial" w:hAnsi="Arial"/>
@@ -9501,7 +9501,7 @@
             <w:pPr>
               <w:spacing w:after="20" w:before="0"/>
             </w:pPr>
-            <w:hyperlink w:history="1" r:id="rIdbuue4hsrg4mcyfvb_oe66">
+            <w:hyperlink w:history="1" r:id="rIdsxc3bfmge1z9awx0bblqc">
               <w:r>
                 <w:rPr>
                   <w:rFonts w:ascii="Arial" w:cs="Arial" w:eastAsia="Arial" w:hAnsi="Arial"/>
@@ -9534,7 +9534,7 @@
               <w:spacing w:after="10" w:before="0"/>
               <w:ind w:left="120"/>
             </w:pPr>
-            <w:hyperlink w:history="1" r:id="rIdwmwbk0nwaw7wzvv9lptt9">
+            <w:hyperlink w:history="1" r:id="rIddakgra_2fa25r4xghpled">
               <w:r>
                 <w:rPr>
                   <w:rFonts w:ascii="Arial" w:cs="Arial" w:eastAsia="Arial" w:hAnsi="Arial"/>
@@ -9734,7 +9734,7 @@
             <w:pPr>
               <w:spacing w:after="20" w:before="0"/>
             </w:pPr>
-            <w:hyperlink w:history="1" r:id="rIdki4cdyff2qh--qqncvlfw">
+            <w:hyperlink w:history="1" r:id="rIdk3tl9o2kru78jomosskrd">
               <w:r>
                 <w:rPr>
                   <w:rFonts w:ascii="Arial" w:cs="Arial" w:eastAsia="Arial" w:hAnsi="Arial"/>
@@ -9767,7 +9767,7 @@
               <w:spacing w:after="10" w:before="0"/>
               <w:ind w:left="120"/>
             </w:pPr>
-            <w:hyperlink w:history="1" r:id="rIdpd7eixouj96lx1zgkaw_g">
+            <w:hyperlink w:history="1" r:id="rIdhjfjafmtclrm0t3wtocii">
               <w:r>
                 <w:rPr>
                   <w:rFonts w:ascii="Arial" w:cs="Arial" w:eastAsia="Arial" w:hAnsi="Arial"/>
@@ -9812,7 +9812,7 @@
             <w:pPr>
               <w:spacing w:after="20" w:before="0"/>
             </w:pPr>
-            <w:hyperlink w:history="1" r:id="rIdvfpnqz9tpi2bqjx4wnnlf">
+            <w:hyperlink w:history="1" r:id="rIdsuscdh_b_yaekc1jncl8d">
               <w:r>
                 <w:rPr>
                   <w:rFonts w:ascii="Arial" w:cs="Arial" w:eastAsia="Arial" w:hAnsi="Arial"/>
@@ -9845,7 +9845,7 @@
               <w:spacing w:after="10" w:before="0"/>
               <w:ind w:left="120"/>
             </w:pPr>
-            <w:hyperlink w:history="1" r:id="rIde7ahpb54x_e_bjm8hudzg">
+            <w:hyperlink w:history="1" r:id="rIdlkmazfqvfoyomfmmvx9aw">
               <w:r>
                 <w:rPr>
                   <w:rFonts w:ascii="Arial" w:cs="Arial" w:eastAsia="Arial" w:hAnsi="Arial"/>
@@ -10045,7 +10045,7 @@
             <w:pPr>
               <w:spacing w:after="20" w:before="0"/>
             </w:pPr>
-            <w:hyperlink w:history="1" r:id="rIdwcwozzp3bgju8vzfq0bun">
+            <w:hyperlink w:history="1" r:id="rIdd8ut5lreprtnfgm_c7gkp">
               <w:r>
                 <w:rPr>
                   <w:rFonts w:ascii="Arial" w:cs="Arial" w:eastAsia="Arial" w:hAnsi="Arial"/>
@@ -10094,7 +10094,7 @@
               <w:spacing w:after="10" w:before="0"/>
               <w:ind w:left="120"/>
             </w:pPr>
-            <w:hyperlink w:history="1" r:id="rIdpl2_dfb7xzd41oz4qr26p">
+            <w:hyperlink w:history="1" r:id="rIdaga6gsyrqkqkoctvmxahk">
               <w:r>
                 <w:rPr>
                   <w:rFonts w:ascii="Arial" w:cs="Arial" w:eastAsia="Arial" w:hAnsi="Arial"/>
@@ -10139,7 +10139,7 @@
             <w:pPr>
               <w:spacing w:after="20" w:before="0"/>
             </w:pPr>
-            <w:hyperlink w:history="1" r:id="rIdmbgbeuqx5pbtnou7cceh_">
+            <w:hyperlink w:history="1" r:id="rIdfjvv6gm_osanwptcfx8vx">
               <w:r>
                 <w:rPr>
                   <w:rFonts w:ascii="Arial" w:cs="Arial" w:eastAsia="Arial" w:hAnsi="Arial"/>
@@ -10172,7 +10172,7 @@
               <w:spacing w:after="10" w:before="0"/>
               <w:ind w:left="120"/>
             </w:pPr>
-            <w:hyperlink w:history="1" r:id="rIdmof-xsidab2rjbkl2_839">
+            <w:hyperlink w:history="1" r:id="rId4zqvhduax8hsd7tdvjcmy">
               <w:r>
                 <w:rPr>
                   <w:rFonts w:ascii="Arial" w:cs="Arial" w:eastAsia="Arial" w:hAnsi="Arial"/>
@@ -10372,7 +10372,7 @@
             <w:pPr>
               <w:spacing w:after="20" w:before="0"/>
             </w:pPr>
-            <w:hyperlink w:history="1" r:id="rIdgsvedgglmfjrimihkssab">
+            <w:hyperlink w:history="1" r:id="rIdm5h4zbe9njqgupglgumsz">
               <w:r>
                 <w:rPr>
                   <w:rFonts w:ascii="Arial" w:cs="Arial" w:eastAsia="Arial" w:hAnsi="Arial"/>
@@ -10421,7 +10421,7 @@
               <w:spacing w:after="10" w:before="0"/>
               <w:ind w:left="120"/>
             </w:pPr>
-            <w:hyperlink w:history="1" r:id="rIdwdj9jylifpxcsrnqfbu5v">
+            <w:hyperlink w:history="1" r:id="rIdscv5bvrdwlmnseforddn8">
               <w:r>
                 <w:rPr>
                   <w:rFonts w:ascii="Arial" w:cs="Arial" w:eastAsia="Arial" w:hAnsi="Arial"/>
@@ -10466,7 +10466,7 @@
             <w:pPr>
               <w:spacing w:after="20" w:before="0"/>
             </w:pPr>
-            <w:hyperlink w:history="1" r:id="rIdyq7cewlqdt_ugguejxejz">
+            <w:hyperlink w:history="1" r:id="rId-a5c9lhenp60zpgpsp5t7">
               <w:r>
                 <w:rPr>
                   <w:rFonts w:ascii="Arial" w:cs="Arial" w:eastAsia="Arial" w:hAnsi="Arial"/>
@@ -10499,7 +10499,7 @@
               <w:spacing w:after="10" w:before="0"/>
               <w:ind w:left="120"/>
             </w:pPr>
-            <w:hyperlink w:history="1" r:id="rIdoerbdhsh8dj4boc6ply9c">
+            <w:hyperlink w:history="1" r:id="rId3mlcipzfhloentb_jsld1">
               <w:r>
                 <w:rPr>
                   <w:rFonts w:ascii="Arial" w:cs="Arial" w:eastAsia="Arial" w:hAnsi="Arial"/>
@@ -10699,7 +10699,7 @@
             <w:pPr>
               <w:spacing w:after="20" w:before="0"/>
             </w:pPr>
-            <w:hyperlink w:history="1" r:id="rIdvpj3w4bznc9obn7tymdfk">
+            <w:hyperlink w:history="1" r:id="rIdxfwak8jie1ajvnoyti68k">
               <w:r>
                 <w:rPr>
                   <w:rFonts w:ascii="Arial" w:cs="Arial" w:eastAsia="Arial" w:hAnsi="Arial"/>
@@ -10748,7 +10748,7 @@
               <w:spacing w:after="10" w:before="0"/>
               <w:ind w:left="120"/>
             </w:pPr>
-            <w:hyperlink w:history="1" r:id="rIdxcztptyig9b1pmp7pcned">
+            <w:hyperlink w:history="1" r:id="rIdjo69dbxtcyxf6qpdif9hk">
               <w:r>
                 <w:rPr>
                   <w:rFonts w:ascii="Arial" w:cs="Arial" w:eastAsia="Arial" w:hAnsi="Arial"/>
@@ -10793,7 +10793,7 @@
             <w:pPr>
               <w:spacing w:after="20" w:before="0"/>
             </w:pPr>
-            <w:hyperlink w:history="1" r:id="rIdb0qpkdumllizdkbmrlcdc">
+            <w:hyperlink w:history="1" r:id="rIdj2cfdjrclnhxxs12_igtf">
               <w:r>
                 <w:rPr>
                   <w:rFonts w:ascii="Arial" w:cs="Arial" w:eastAsia="Arial" w:hAnsi="Arial"/>
@@ -10826,7 +10826,7 @@
               <w:spacing w:after="10" w:before="0"/>
               <w:ind w:left="120"/>
             </w:pPr>
-            <w:hyperlink w:history="1" r:id="rIdzzh_umjxyfbgq7xzugmcw">
+            <w:hyperlink w:history="1" r:id="rIdrfuqbsbjbrler0lfeqrkq">
               <w:r>
                 <w:rPr>
                   <w:rFonts w:ascii="Arial" w:cs="Arial" w:eastAsia="Arial" w:hAnsi="Arial"/>
@@ -11451,7 +11451,7 @@
         </w:rPr>
         <w:t xml:space="preserve">© 2026 SeaVuria and ARES. Aligned with KICD objectives. Developed by SeaVuria; technical implementation by ARES (with AI assistance from Claude). Licensed under </w:t>
       </w:r>
-      <w:hyperlink w:history="1" r:id="rIdgg-0jwd0s3ri_ebgyh8aq">
+      <w:hyperlink w:history="1" r:id="rIdfgaobpwiqpvgx6wpldnht">
         <w:r>
           <w:rPr>
             <w:rFonts w:ascii="Arial" w:cs="Arial" w:eastAsia="Arial" w:hAnsi="Arial"/>
@@ -11472,7 +11472,7 @@
         </w:rPr>
         <w:t xml:space="preserve"> (</w:t>
       </w:r>
-      <w:hyperlink w:history="1" r:id="rIdz-8nrujk1bfdgbkcwzobe">
+      <w:hyperlink w:history="1" r:id="rId9hnhqyqoqjicv5xxloid-">
         <w:r>
           <w:rPr>
             <w:rFonts w:ascii="Arial" w:cs="Arial" w:eastAsia="Arial" w:hAnsi="Arial"/>
@@ -12512,7 +12512,7 @@
             <w:pPr>
               <w:spacing w:after="20" w:before="0"/>
             </w:pPr>
-            <w:hyperlink w:history="1" r:id="rIdcsamzxktofslss4v_1nxb">
+            <w:hyperlink w:history="1" r:id="rIdxnqlfypmi1xibbttqhhme">
               <w:r>
                 <w:rPr>
                   <w:rFonts w:ascii="Arial" w:cs="Arial" w:eastAsia="Arial" w:hAnsi="Arial"/>
@@ -12545,7 +12545,7 @@
               <w:spacing w:after="10" w:before="0"/>
               <w:ind w:left="120"/>
             </w:pPr>
-            <w:hyperlink w:history="1" r:id="rIdxtbs4g6xr8kkkomhgkobn">
+            <w:hyperlink w:history="1" r:id="rIdps-gdtjl99ntmymdpk9ac">
               <w:r>
                 <w:rPr>
                   <w:rFonts w:ascii="Arial" w:cs="Arial" w:eastAsia="Arial" w:hAnsi="Arial"/>
@@ -12590,7 +12590,7 @@
             <w:pPr>
               <w:spacing w:after="20" w:before="0"/>
             </w:pPr>
-            <w:hyperlink w:history="1" r:id="rId0xfgwhs6qd4e3sxiy4evy">
+            <w:hyperlink w:history="1" r:id="rIdnkihmboifih31ho51t8y0">
               <w:r>
                 <w:rPr>
                   <w:rFonts w:ascii="Arial" w:cs="Arial" w:eastAsia="Arial" w:hAnsi="Arial"/>
@@ -12623,7 +12623,7 @@
               <w:spacing w:after="10" w:before="0"/>
               <w:ind w:left="120"/>
             </w:pPr>
-            <w:hyperlink w:history="1" r:id="rIdfljplkbii6trt3ba-j8kk">
+            <w:hyperlink w:history="1" r:id="rId03acmeqvrghzk75r4l5ro">
               <w:r>
                 <w:rPr>
                   <w:rFonts w:ascii="Arial" w:cs="Arial" w:eastAsia="Arial" w:hAnsi="Arial"/>
@@ -12823,7 +12823,7 @@
             <w:pPr>
               <w:spacing w:after="20" w:before="0"/>
             </w:pPr>
-            <w:hyperlink w:history="1" r:id="rIdyhm0y2kgk4tz2nzmnydwp">
+            <w:hyperlink w:history="1" r:id="rIds918_qbiebaxs0pw2r544">
               <w:r>
                 <w:rPr>
                   <w:rFonts w:ascii="Arial" w:cs="Arial" w:eastAsia="Arial" w:hAnsi="Arial"/>
@@ -12856,7 +12856,7 @@
               <w:spacing w:after="10" w:before="0"/>
               <w:ind w:left="120"/>
             </w:pPr>
-            <w:hyperlink w:history="1" r:id="rIdg_2l4nu0qnqvfzcezkalm">
+            <w:hyperlink w:history="1" r:id="rIdsew_8zb0xzggxnksqvthn">
               <w:r>
                 <w:rPr>
                   <w:rFonts w:ascii="Arial" w:cs="Arial" w:eastAsia="Arial" w:hAnsi="Arial"/>
@@ -12901,7 +12901,7 @@
             <w:pPr>
               <w:spacing w:after="20" w:before="0"/>
             </w:pPr>
-            <w:hyperlink w:history="1" r:id="rId9gtflokqkajvg63nb5oeu">
+            <w:hyperlink w:history="1" r:id="rIdyfzvwmnuhfbgjhsbyjq7x">
               <w:r>
                 <w:rPr>
                   <w:rFonts w:ascii="Arial" w:cs="Arial" w:eastAsia="Arial" w:hAnsi="Arial"/>
@@ -12934,7 +12934,7 @@
               <w:spacing w:after="10" w:before="0"/>
               <w:ind w:left="120"/>
             </w:pPr>
-            <w:hyperlink w:history="1" r:id="rIdtpe3iwl--39zbr-8flqmg">
+            <w:hyperlink w:history="1" r:id="rIdzsfser6lmlaxxllaevzyx">
               <w:r>
                 <w:rPr>
                   <w:rFonts w:ascii="Arial" w:cs="Arial" w:eastAsia="Arial" w:hAnsi="Arial"/>
@@ -13134,7 +13134,7 @@
             <w:pPr>
               <w:spacing w:after="20" w:before="0"/>
             </w:pPr>
-            <w:hyperlink w:history="1" r:id="rId95nvd4td6auruljikylok">
+            <w:hyperlink w:history="1" r:id="rId4rrgcs1tfu301kcppcw51">
               <w:r>
                 <w:rPr>
                   <w:rFonts w:ascii="Arial" w:cs="Arial" w:eastAsia="Arial" w:hAnsi="Arial"/>
@@ -13183,7 +13183,7 @@
               <w:spacing w:after="10" w:before="0"/>
               <w:ind w:left="120"/>
             </w:pPr>
-            <w:hyperlink w:history="1" r:id="rIdleohyqlsxo14h-jx-vlte">
+            <w:hyperlink w:history="1" r:id="rIdp5vfsbrvlqtljbaqqrulx">
               <w:r>
                 <w:rPr>
                   <w:rFonts w:ascii="Arial" w:cs="Arial" w:eastAsia="Arial" w:hAnsi="Arial"/>
@@ -13228,7 +13228,7 @@
             <w:pPr>
               <w:spacing w:after="20" w:before="0"/>
             </w:pPr>
-            <w:hyperlink w:history="1" r:id="rIdpk5bc7q_x8butcq1kdxtt">
+            <w:hyperlink w:history="1" r:id="rIdnn2qg2kgmxnjynolog4ln">
               <w:r>
                 <w:rPr>
                   <w:rFonts w:ascii="Arial" w:cs="Arial" w:eastAsia="Arial" w:hAnsi="Arial"/>
@@ -13277,7 +13277,7 @@
               <w:spacing w:after="10" w:before="0"/>
               <w:ind w:left="120"/>
             </w:pPr>
-            <w:hyperlink w:history="1" r:id="rIdd52waqmiuzfvxrgda93vf">
+            <w:hyperlink w:history="1" r:id="rIdocr00xscklppvdu-uouy6">
               <w:r>
                 <w:rPr>
                   <w:rFonts w:ascii="Arial" w:cs="Arial" w:eastAsia="Arial" w:hAnsi="Arial"/>
@@ -13477,7 +13477,7 @@
             <w:pPr>
               <w:spacing w:after="20" w:before="0"/>
             </w:pPr>
-            <w:hyperlink w:history="1" r:id="rIdol2hkizbgy1n1-wh4bjqq">
+            <w:hyperlink w:history="1" r:id="rId3awo39john0mpyinldnzu">
               <w:r>
                 <w:rPr>
                   <w:rFonts w:ascii="Arial" w:cs="Arial" w:eastAsia="Arial" w:hAnsi="Arial"/>
@@ -13526,7 +13526,7 @@
               <w:spacing w:after="10" w:before="0"/>
               <w:ind w:left="120"/>
             </w:pPr>
-            <w:hyperlink w:history="1" r:id="rId-xnbvqajpvoozo0glyh02">
+            <w:hyperlink w:history="1" r:id="rId2vmmvqrzy3tjwiacu2ecv">
               <w:r>
                 <w:rPr>
                   <w:rFonts w:ascii="Arial" w:cs="Arial" w:eastAsia="Arial" w:hAnsi="Arial"/>
@@ -13571,7 +13571,7 @@
             <w:pPr>
               <w:spacing w:after="20" w:before="0"/>
             </w:pPr>
-            <w:hyperlink w:history="1" r:id="rId1xsce8_mvpzduyxchicpe">
+            <w:hyperlink w:history="1" r:id="rIdianyojsjunsllseu4wh7v">
               <w:r>
                 <w:rPr>
                   <w:rFonts w:ascii="Arial" w:cs="Arial" w:eastAsia="Arial" w:hAnsi="Arial"/>
@@ -13620,7 +13620,7 @@
               <w:spacing w:after="10" w:before="0"/>
               <w:ind w:left="120"/>
             </w:pPr>
-            <w:hyperlink w:history="1" r:id="rIdkuekug-unyhf0277xkoby">
+            <w:hyperlink w:history="1" r:id="rIdx8lg7pdkk997gezhy94fl">
               <w:r>
                 <w:rPr>
                   <w:rFonts w:ascii="Arial" w:cs="Arial" w:eastAsia="Arial" w:hAnsi="Arial"/>
@@ -13820,7 +13820,7 @@
             <w:pPr>
               <w:spacing w:after="20" w:before="0"/>
             </w:pPr>
-            <w:hyperlink w:history="1" r:id="rIdhtf4clzjh_yyscabsaixk">
+            <w:hyperlink w:history="1" r:id="rIdqlgzdphu32r_jg3uimjmu">
               <w:r>
                 <w:rPr>
                   <w:rFonts w:ascii="Arial" w:cs="Arial" w:eastAsia="Arial" w:hAnsi="Arial"/>
@@ -13869,7 +13869,7 @@
               <w:spacing w:after="10" w:before="0"/>
               <w:ind w:left="120"/>
             </w:pPr>
-            <w:hyperlink w:history="1" r:id="rIdwblo-wsqpatubmod3etpj">
+            <w:hyperlink w:history="1" r:id="rIdgag-pyd3tnovzkleob_as">
               <w:r>
                 <w:rPr>
                   <w:rFonts w:ascii="Arial" w:cs="Arial" w:eastAsia="Arial" w:hAnsi="Arial"/>
@@ -13914,7 +13914,7 @@
             <w:pPr>
               <w:spacing w:after="20" w:before="0"/>
             </w:pPr>
-            <w:hyperlink w:history="1" r:id="rIdhitt2t6f1uplaxf_0k4pm">
+            <w:hyperlink w:history="1" r:id="rIdvv7zvoq3upfgwjrwxzbkd">
               <w:r>
                 <w:rPr>
                   <w:rFonts w:ascii="Arial" w:cs="Arial" w:eastAsia="Arial" w:hAnsi="Arial"/>
@@ -13963,7 +13963,7 @@
               <w:spacing w:after="10" w:before="0"/>
               <w:ind w:left="120"/>
             </w:pPr>
-            <w:hyperlink w:history="1" r:id="rIdr7_t24lckmzu7iodsakdo">
+            <w:hyperlink w:history="1" r:id="rIde3pmlznduxlfoi29o-klt">
               <w:r>
                 <w:rPr>
                   <w:rFonts w:ascii="Arial" w:cs="Arial" w:eastAsia="Arial" w:hAnsi="Arial"/>
@@ -14488,7 +14488,7 @@
         </w:rPr>
         <w:t xml:space="preserve">© 2026 SeaVuria and ARES. Aligned with KICD objectives. Developed by SeaVuria; technical implementation by ARES (with AI assistance from Claude). Licensed under </w:t>
       </w:r>
-      <w:hyperlink w:history="1" r:id="rIdnhok-nl49dlifzlytc48l">
+      <w:hyperlink w:history="1" r:id="rIddz5ccnroib_lo9g_raeuh">
         <w:r>
           <w:rPr>
             <w:rFonts w:ascii="Arial" w:cs="Arial" w:eastAsia="Arial" w:hAnsi="Arial"/>
@@ -14509,7 +14509,7 @@
         </w:rPr>
         <w:t xml:space="preserve"> (</w:t>
       </w:r>
-      <w:hyperlink w:history="1" r:id="rIdi2h1s2xgrcsemp1wlbaoj">
+      <w:hyperlink w:history="1" r:id="rId-3mowm2ytumcj61fglvsq">
         <w:r>
           <w:rPr>
             <w:rFonts w:ascii="Arial" w:cs="Arial" w:eastAsia="Arial" w:hAnsi="Arial"/>
@@ -15549,7 +15549,7 @@
             <w:pPr>
               <w:spacing w:after="20" w:before="0"/>
             </w:pPr>
-            <w:hyperlink w:history="1" r:id="rIdd4r26u6g_otluih4x6vzr">
+            <w:hyperlink w:history="1" r:id="rIdx7xdj_dz-xexf5bqwjpx5">
               <w:r>
                 <w:rPr>
                   <w:rFonts w:ascii="Arial" w:cs="Arial" w:eastAsia="Arial" w:hAnsi="Arial"/>
@@ -15582,7 +15582,7 @@
               <w:spacing w:after="10" w:before="0"/>
               <w:ind w:left="120"/>
             </w:pPr>
-            <w:hyperlink w:history="1" r:id="rIdjmbfdjrrsoqe4rmqt4arw">
+            <w:hyperlink w:history="1" r:id="rIdnkegakh_efhszidsrix6r">
               <w:r>
                 <w:rPr>
                   <w:rFonts w:ascii="Arial" w:cs="Arial" w:eastAsia="Arial" w:hAnsi="Arial"/>
@@ -15627,7 +15627,7 @@
             <w:pPr>
               <w:spacing w:after="20" w:before="0"/>
             </w:pPr>
-            <w:hyperlink w:history="1" r:id="rIdkklo3xdiw6a_hl2vaqar1">
+            <w:hyperlink w:history="1" r:id="rIdo9the8cym481lcvptsa98">
               <w:r>
                 <w:rPr>
                   <w:rFonts w:ascii="Arial" w:cs="Arial" w:eastAsia="Arial" w:hAnsi="Arial"/>
@@ -15660,7 +15660,7 @@
               <w:spacing w:after="10" w:before="0"/>
               <w:ind w:left="120"/>
             </w:pPr>
-            <w:hyperlink w:history="1" r:id="rIdu9fu5r7vtq-gjlxnkcl7h">
+            <w:hyperlink w:history="1" r:id="rIdwzdtzdtxi1delu6z9c6ss">
               <w:r>
                 <w:rPr>
                   <w:rFonts w:ascii="Arial" w:cs="Arial" w:eastAsia="Arial" w:hAnsi="Arial"/>
@@ -15860,7 +15860,7 @@
             <w:pPr>
               <w:spacing w:after="20" w:before="0"/>
             </w:pPr>
-            <w:hyperlink w:history="1" r:id="rIdo5occrh-u4mqogubq1rb9">
+            <w:hyperlink w:history="1" r:id="rIdxpax2-g8oryjg6kcbvb7c">
               <w:r>
                 <w:rPr>
                   <w:rFonts w:ascii="Arial" w:cs="Arial" w:eastAsia="Arial" w:hAnsi="Arial"/>
@@ -15893,7 +15893,7 @@
               <w:spacing w:after="10" w:before="0"/>
               <w:ind w:left="120"/>
             </w:pPr>
-            <w:hyperlink w:history="1" r:id="rIdq7nwyfg2svm8mzcktv8gi">
+            <w:hyperlink w:history="1" r:id="rIdyq6ztr27upthjfg8bbe8p">
               <w:r>
                 <w:rPr>
                   <w:rFonts w:ascii="Arial" w:cs="Arial" w:eastAsia="Arial" w:hAnsi="Arial"/>
@@ -15938,7 +15938,7 @@
             <w:pPr>
               <w:spacing w:after="20" w:before="0"/>
             </w:pPr>
-            <w:hyperlink w:history="1" r:id="rIdixy0iihvbavyt4a9qwhvv">
+            <w:hyperlink w:history="1" r:id="rIdykipgudfb7mmtfn1-fhd7">
               <w:r>
                 <w:rPr>
                   <w:rFonts w:ascii="Arial" w:cs="Arial" w:eastAsia="Arial" w:hAnsi="Arial"/>
@@ -15971,7 +15971,7 @@
               <w:spacing w:after="10" w:before="0"/>
               <w:ind w:left="120"/>
             </w:pPr>
-            <w:hyperlink w:history="1" r:id="rId6mxjdxtu1pq0ggroy0rpj">
+            <w:hyperlink w:history="1" r:id="rId8lcca0auicvk6xvcf9uhm">
               <w:r>
                 <w:rPr>
                   <w:rFonts w:ascii="Arial" w:cs="Arial" w:eastAsia="Arial" w:hAnsi="Arial"/>
@@ -16171,7 +16171,7 @@
             <w:pPr>
               <w:spacing w:after="20" w:before="0"/>
             </w:pPr>
-            <w:hyperlink w:history="1" r:id="rIdymmkdnfewmsbh_gbptynb">
+            <w:hyperlink w:history="1" r:id="rIdh3th-eu9ai-9j6agy7isl">
               <w:r>
                 <w:rPr>
                   <w:rFonts w:ascii="Arial" w:cs="Arial" w:eastAsia="Arial" w:hAnsi="Arial"/>
@@ -16204,7 +16204,7 @@
               <w:spacing w:after="10" w:before="0"/>
               <w:ind w:left="120"/>
             </w:pPr>
-            <w:hyperlink w:history="1" r:id="rId7gxhzqqnragtmdvnzttm6">
+            <w:hyperlink w:history="1" r:id="rIdsahqgdessws9q71w2h4em">
               <w:r>
                 <w:rPr>
                   <w:rFonts w:ascii="Arial" w:cs="Arial" w:eastAsia="Arial" w:hAnsi="Arial"/>
@@ -16249,7 +16249,7 @@
             <w:pPr>
               <w:spacing w:after="20" w:before="0"/>
             </w:pPr>
-            <w:hyperlink w:history="1" r:id="rIdfzhe0sycvcyadayvnexsz">
+            <w:hyperlink w:history="1" r:id="rIdhgxz5cuxwdf7kdz3bobb7">
               <w:r>
                 <w:rPr>
                   <w:rFonts w:ascii="Arial" w:cs="Arial" w:eastAsia="Arial" w:hAnsi="Arial"/>
@@ -16298,7 +16298,7 @@
               <w:spacing w:after="10" w:before="0"/>
               <w:ind w:left="120"/>
             </w:pPr>
-            <w:hyperlink w:history="1" r:id="rId5rrm6v6hf0sfcfigy0db9">
+            <w:hyperlink w:history="1" r:id="rIdwarh-qqivr93n7a1tzwje">
               <w:r>
                 <w:rPr>
                   <w:rFonts w:ascii="Arial" w:cs="Arial" w:eastAsia="Arial" w:hAnsi="Arial"/>
@@ -16498,7 +16498,7 @@
             <w:pPr>
               <w:spacing w:after="20" w:before="0"/>
             </w:pPr>
-            <w:hyperlink w:history="1" r:id="rIdptpawjbsv8oog2miu4d0a">
+            <w:hyperlink w:history="1" r:id="rIdyn54ulxb-m1mexjfsa1cs">
               <w:r>
                 <w:rPr>
                   <w:rFonts w:ascii="Arial" w:cs="Arial" w:eastAsia="Arial" w:hAnsi="Arial"/>
@@ -16531,7 +16531,7 @@
               <w:spacing w:after="10" w:before="0"/>
               <w:ind w:left="120"/>
             </w:pPr>
-            <w:hyperlink w:history="1" r:id="rIddl7xxgdgiuzdrkicp-r4g">
+            <w:hyperlink w:history="1" r:id="rIdysrh8lb3cazv8zoplbtxq">
               <w:r>
                 <w:rPr>
                   <w:rFonts w:ascii="Arial" w:cs="Arial" w:eastAsia="Arial" w:hAnsi="Arial"/>
@@ -16576,7 +16576,7 @@
             <w:pPr>
               <w:spacing w:after="20" w:before="0"/>
             </w:pPr>
-            <w:hyperlink w:history="1" r:id="rIdwyf97kridxygdfpxnu0xn">
+            <w:hyperlink w:history="1" r:id="rIdua_ggzu2jn-rnn1yvabbi">
               <w:r>
                 <w:rPr>
                   <w:rFonts w:ascii="Arial" w:cs="Arial" w:eastAsia="Arial" w:hAnsi="Arial"/>
@@ -16625,7 +16625,7 @@
               <w:spacing w:after="10" w:before="0"/>
               <w:ind w:left="120"/>
             </w:pPr>
-            <w:hyperlink w:history="1" r:id="rIddae6vzycthmtnqvgg_6xb">
+            <w:hyperlink w:history="1" r:id="rId2jejf0w54bvgquewly7vh">
               <w:r>
                 <w:rPr>
                   <w:rFonts w:ascii="Arial" w:cs="Arial" w:eastAsia="Arial" w:hAnsi="Arial"/>
@@ -16825,7 +16825,7 @@
             <w:pPr>
               <w:spacing w:after="20" w:before="0"/>
             </w:pPr>
-            <w:hyperlink w:history="1" r:id="rId-poheo1fnzgp8qyvbppt9">
+            <w:hyperlink w:history="1" r:id="rIdwye5fwzscqstfxxvc_xok">
               <w:r>
                 <w:rPr>
                   <w:rFonts w:ascii="Arial" w:cs="Arial" w:eastAsia="Arial" w:hAnsi="Arial"/>
@@ -16874,7 +16874,7 @@
               <w:spacing w:after="10" w:before="0"/>
               <w:ind w:left="120"/>
             </w:pPr>
-            <w:hyperlink w:history="1" r:id="rIddtowv-mb4rnb8saojj1mg">
+            <w:hyperlink w:history="1" r:id="rId6primazyyogkbkmx8xdpl">
               <w:r>
                 <w:rPr>
                   <w:rFonts w:ascii="Arial" w:cs="Arial" w:eastAsia="Arial" w:hAnsi="Arial"/>
@@ -16919,7 +16919,7 @@
             <w:pPr>
               <w:spacing w:after="20" w:before="0"/>
             </w:pPr>
-            <w:hyperlink w:history="1" r:id="rIdzcolxc7fdmnwsp0wepgsc">
+            <w:hyperlink w:history="1" r:id="rId91tbujmeyymfzqijua9zk">
               <w:r>
                 <w:rPr>
                   <w:rFonts w:ascii="Arial" w:cs="Arial" w:eastAsia="Arial" w:hAnsi="Arial"/>
@@ -16968,7 +16968,7 @@
               <w:spacing w:after="10" w:before="0"/>
               <w:ind w:left="120"/>
             </w:pPr>
-            <w:hyperlink w:history="1" r:id="rId8puhkp3oavbot2v6l9v7j">
+            <w:hyperlink w:history="1" r:id="rIdg4bdzlwq68s0kvybqedgx">
               <w:r>
                 <w:rPr>
                   <w:rFonts w:ascii="Arial" w:cs="Arial" w:eastAsia="Arial" w:hAnsi="Arial"/>
@@ -17493,7 +17493,7 @@
         </w:rPr>
         <w:t xml:space="preserve">© 2026 SeaVuria and ARES. Aligned with KICD objectives. Developed by SeaVuria; technical implementation by ARES (with AI assistance from Claude). Licensed under </w:t>
       </w:r>
-      <w:hyperlink w:history="1" r:id="rIdtaqnnja2pyw5di2ljiqif">
+      <w:hyperlink w:history="1" r:id="rIdgte3eworigkfeivqcyafu">
         <w:r>
           <w:rPr>
             <w:rFonts w:ascii="Arial" w:cs="Arial" w:eastAsia="Arial" w:hAnsi="Arial"/>
@@ -17514,7 +17514,7 @@
         </w:rPr>
         <w:t xml:space="preserve"> (</w:t>
       </w:r>
-      <w:hyperlink w:history="1" r:id="rIdpngr3_k3ke8rtfk-f4a9h">
+      <w:hyperlink w:history="1" r:id="rIdbqdnn3aqhrgop2kvozq1p">
         <w:r>
           <w:rPr>
             <w:rFonts w:ascii="Arial" w:cs="Arial" w:eastAsia="Arial" w:hAnsi="Arial"/>
@@ -18554,7 +18554,7 @@
             <w:pPr>
               <w:spacing w:after="20" w:before="0"/>
             </w:pPr>
-            <w:hyperlink w:history="1" r:id="rId-va1bsnj14hmitzawctnq">
+            <w:hyperlink w:history="1" r:id="rIdmqru1ow2suaivewxbpbyp">
               <w:r>
                 <w:rPr>
                   <w:rFonts w:ascii="Arial" w:cs="Arial" w:eastAsia="Arial" w:hAnsi="Arial"/>
@@ -18587,7 +18587,7 @@
               <w:spacing w:after="10" w:before="0"/>
               <w:ind w:left="120"/>
             </w:pPr>
-            <w:hyperlink w:history="1" r:id="rIdv-nzjeq4az1djxz7pofqr">
+            <w:hyperlink w:history="1" r:id="rIddpe2rwr60w4hqfmronoew">
               <w:r>
                 <w:rPr>
                   <w:rFonts w:ascii="Arial" w:cs="Arial" w:eastAsia="Arial" w:hAnsi="Arial"/>
@@ -18649,7 +18649,7 @@
               <w:spacing w:after="10" w:before="0"/>
               <w:ind w:left="120"/>
             </w:pPr>
-            <w:hyperlink w:history="1" r:id="rIdoevpj72nfyzngthuyda47">
+            <w:hyperlink w:history="1" r:id="rIdudymndgr7-9fb9extaftc">
               <w:r>
                 <w:rPr>
                   <w:rFonts w:ascii="Arial" w:cs="Arial" w:eastAsia="Arial" w:hAnsi="Arial"/>
@@ -18864,7 +18864,7 @@
             <w:pPr>
               <w:spacing w:after="20" w:before="0"/>
             </w:pPr>
-            <w:hyperlink w:history="1" r:id="rIdmv-t1iqmdfw-_bw4amejr">
+            <w:hyperlink w:history="1" r:id="rIdfrzvpxqhbjba2urhjy_8j">
               <w:r>
                 <w:rPr>
                   <w:rFonts w:ascii="Arial" w:cs="Arial" w:eastAsia="Arial" w:hAnsi="Arial"/>
@@ -18897,7 +18897,7 @@
               <w:spacing w:after="10" w:before="0"/>
               <w:ind w:left="120"/>
             </w:pPr>
-            <w:hyperlink w:history="1" r:id="rId2ux36lhvojd9ucsxoomqs">
+            <w:hyperlink w:history="1" r:id="rId6sqwltoluap2yts_esqip">
               <w:r>
                 <w:rPr>
                   <w:rFonts w:ascii="Arial" w:cs="Arial" w:eastAsia="Arial" w:hAnsi="Arial"/>
@@ -18959,7 +18959,7 @@
               <w:spacing w:after="10" w:before="0"/>
               <w:ind w:left="120"/>
             </w:pPr>
-            <w:hyperlink w:history="1" r:id="rIdspxl-pxhax6acsgdttyye">
+            <w:hyperlink w:history="1" r:id="rIdd1gl8bdeajyeypta5rf2i">
               <w:r>
                 <w:rPr>
                   <w:rFonts w:ascii="Arial" w:cs="Arial" w:eastAsia="Arial" w:hAnsi="Arial"/>
@@ -19174,7 +19174,7 @@
             <w:pPr>
               <w:spacing w:after="20" w:before="0"/>
             </w:pPr>
-            <w:hyperlink w:history="1" r:id="rIdiad6f9dkxxydkna0gg_4a">
+            <w:hyperlink w:history="1" r:id="rIdqpmwmsn2uqhrv57m4myhi">
               <w:r>
                 <w:rPr>
                   <w:rFonts w:ascii="Arial" w:cs="Arial" w:eastAsia="Arial" w:hAnsi="Arial"/>
@@ -19223,7 +19223,7 @@
               <w:spacing w:after="10" w:before="0"/>
               <w:ind w:left="120"/>
             </w:pPr>
-            <w:hyperlink w:history="1" r:id="rId0kb6lbn1rsynulehmjpop">
+            <w:hyperlink w:history="1" r:id="rId6beix0a38sxueaanlfxyi">
               <w:r>
                 <w:rPr>
                   <w:rFonts w:ascii="Arial" w:cs="Arial" w:eastAsia="Arial" w:hAnsi="Arial"/>
@@ -19285,7 +19285,7 @@
               <w:spacing w:after="10" w:before="0"/>
               <w:ind w:left="120"/>
             </w:pPr>
-            <w:hyperlink w:history="1" r:id="rIdomtf-daqwmgxnczgbtbi4">
+            <w:hyperlink w:history="1" r:id="rIdh_akujr8lui8ciukzfz0y">
               <w:r>
                 <w:rPr>
                   <w:rFonts w:ascii="Arial" w:cs="Arial" w:eastAsia="Arial" w:hAnsi="Arial"/>
@@ -19500,7 +19500,7 @@
             <w:pPr>
               <w:spacing w:after="20" w:before="0"/>
             </w:pPr>
-            <w:hyperlink w:history="1" r:id="rIdiyhlqjtu0kykq9v2i6xnw">
+            <w:hyperlink w:history="1" r:id="rIdmhrkptlnikugfjv3xes19">
               <w:r>
                 <w:rPr>
                   <w:rFonts w:ascii="Arial" w:cs="Arial" w:eastAsia="Arial" w:hAnsi="Arial"/>
@@ -19549,7 +19549,7 @@
               <w:spacing w:after="10" w:before="0"/>
               <w:ind w:left="120"/>
             </w:pPr>
-            <w:hyperlink w:history="1" r:id="rIdyv0pv0sutlqi8-zmmelf1">
+            <w:hyperlink w:history="1" r:id="rIdhz1qsj38aruade0l-nkoq">
               <w:r>
                 <w:rPr>
                   <w:rFonts w:ascii="Arial" w:cs="Arial" w:eastAsia="Arial" w:hAnsi="Arial"/>
@@ -19611,7 +19611,7 @@
               <w:spacing w:after="10" w:before="0"/>
               <w:ind w:left="120"/>
             </w:pPr>
-            <w:hyperlink w:history="1" r:id="rIdpjmu9eup5whmzev4cr73g">
+            <w:hyperlink w:history="1" r:id="rIdehzu8zlrwvd6kao_r_sdo">
               <w:r>
                 <w:rPr>
                   <w:rFonts w:ascii="Arial" w:cs="Arial" w:eastAsia="Arial" w:hAnsi="Arial"/>
@@ -19826,7 +19826,7 @@
             <w:pPr>
               <w:spacing w:after="20" w:before="0"/>
             </w:pPr>
-            <w:hyperlink w:history="1" r:id="rIdoisihwr0hwudwbd8fh9wq">
+            <w:hyperlink w:history="1" r:id="rId83wxv40vfk4ysamhuukff">
               <w:r>
                 <w:rPr>
                   <w:rFonts w:ascii="Arial" w:cs="Arial" w:eastAsia="Arial" w:hAnsi="Arial"/>
@@ -19875,7 +19875,7 @@
               <w:spacing w:after="10" w:before="0"/>
               <w:ind w:left="120"/>
             </w:pPr>
-            <w:hyperlink w:history="1" r:id="rIdqfnfaeo6cv_hi_z0pg0jc">
+            <w:hyperlink w:history="1" r:id="rIdm5o01symbwg9q6kviw-zg">
               <w:r>
                 <w:rPr>
                   <w:rFonts w:ascii="Arial" w:cs="Arial" w:eastAsia="Arial" w:hAnsi="Arial"/>
@@ -19937,7 +19937,7 @@
               <w:spacing w:after="10" w:before="0"/>
               <w:ind w:left="120"/>
             </w:pPr>
-            <w:hyperlink w:history="1" r:id="rIdm83vx-hqr2lin5dm1tty0">
+            <w:hyperlink w:history="1" r:id="rIdw_gnfgd-pbekpradyxd2d">
               <w:r>
                 <w:rPr>
                   <w:rFonts w:ascii="Arial" w:cs="Arial" w:eastAsia="Arial" w:hAnsi="Arial"/>
@@ -20577,7 +20577,7 @@
         </w:rPr>
         <w:t xml:space="preserve">© 2026 SeaVuria and ARES. Aligned with KICD objectives. Developed by SeaVuria; technical implementation by ARES (with AI assistance from Claude). Licensed under </w:t>
       </w:r>
-      <w:hyperlink w:history="1" r:id="rIdgcusrq31bx9i6jkus_xga">
+      <w:hyperlink w:history="1" r:id="rIdmwex3xs64dtausam9nh1r">
         <w:r>
           <w:rPr>
             <w:rFonts w:ascii="Arial" w:cs="Arial" w:eastAsia="Arial" w:hAnsi="Arial"/>
@@ -20598,7 +20598,7 @@
         </w:rPr>
         <w:t xml:space="preserve"> (</w:t>
       </w:r>
-      <w:hyperlink w:history="1" r:id="rId3iavfkjmqnuqzrkwevfoy">
+      <w:hyperlink w:history="1" r:id="rId5o_kztpcwzdfy0f1nd-_z">
         <w:r>
           <w:rPr>
             <w:rFonts w:ascii="Arial" w:cs="Arial" w:eastAsia="Arial" w:hAnsi="Arial"/>
@@ -21638,7 +21638,7 @@
             <w:pPr>
               <w:spacing w:after="20" w:before="0"/>
             </w:pPr>
-            <w:hyperlink w:history="1" r:id="rId0uzs27bfd_hbrjhr3ecvz">
+            <w:hyperlink w:history="1" r:id="rIdlz1ts_hyilys4tk_qlqqg">
               <w:r>
                 <w:rPr>
                   <w:rFonts w:ascii="Arial" w:cs="Arial" w:eastAsia="Arial" w:hAnsi="Arial"/>
@@ -21671,7 +21671,7 @@
               <w:spacing w:after="10" w:before="0"/>
               <w:ind w:left="120"/>
             </w:pPr>
-            <w:hyperlink w:history="1" r:id="rIdogkngefhh6-lhyjbrt3dj">
+            <w:hyperlink w:history="1" r:id="rIdcvxxorvge8oe1cgwjwsbf">
               <w:r>
                 <w:rPr>
                   <w:rFonts w:ascii="Arial" w:cs="Arial" w:eastAsia="Arial" w:hAnsi="Arial"/>
@@ -21716,7 +21716,7 @@
             <w:pPr>
               <w:spacing w:after="20" w:before="0"/>
             </w:pPr>
-            <w:hyperlink w:history="1" r:id="rIdlfkuuundfqfiw8w77olta">
+            <w:hyperlink w:history="1" r:id="rIdsztvwraduieihunsvmnnw">
               <w:r>
                 <w:rPr>
                   <w:rFonts w:ascii="Arial" w:cs="Arial" w:eastAsia="Arial" w:hAnsi="Arial"/>
@@ -21749,7 +21749,7 @@
               <w:spacing w:after="10" w:before="0"/>
               <w:ind w:left="120"/>
             </w:pPr>
-            <w:hyperlink w:history="1" r:id="rIdcgd2t6qczyafgyge-xxta">
+            <w:hyperlink w:history="1" r:id="rIdzrdl-9881vrw8l5gwbtjk">
               <w:r>
                 <w:rPr>
                   <w:rFonts w:ascii="Arial" w:cs="Arial" w:eastAsia="Arial" w:hAnsi="Arial"/>
@@ -21949,7 +21949,7 @@
             <w:pPr>
               <w:spacing w:after="20" w:before="0"/>
             </w:pPr>
-            <w:hyperlink w:history="1" r:id="rIdpltqtidwgokr_601dy1sc">
+            <w:hyperlink w:history="1" r:id="rIdrzx22inourfphoswk6osf">
               <w:r>
                 <w:rPr>
                   <w:rFonts w:ascii="Arial" w:cs="Arial" w:eastAsia="Arial" w:hAnsi="Arial"/>
@@ -21982,7 +21982,7 @@
               <w:spacing w:after="10" w:before="0"/>
               <w:ind w:left="120"/>
             </w:pPr>
-            <w:hyperlink w:history="1" r:id="rIdo39ykl1fa07a_7bchon8r">
+            <w:hyperlink w:history="1" r:id="rIdqdy9u8m60h-g1rl08d4xv">
               <w:r>
                 <w:rPr>
                   <w:rFonts w:ascii="Arial" w:cs="Arial" w:eastAsia="Arial" w:hAnsi="Arial"/>
@@ -22027,7 +22027,7 @@
             <w:pPr>
               <w:spacing w:after="20" w:before="0"/>
             </w:pPr>
-            <w:hyperlink w:history="1" r:id="rIdgw5oklxird1fzo4vkfmzo">
+            <w:hyperlink w:history="1" r:id="rIduasnucps-bksroxyrmjvd">
               <w:r>
                 <w:rPr>
                   <w:rFonts w:ascii="Arial" w:cs="Arial" w:eastAsia="Arial" w:hAnsi="Arial"/>
@@ -22060,7 +22060,7 @@
               <w:spacing w:after="10" w:before="0"/>
               <w:ind w:left="120"/>
             </w:pPr>
-            <w:hyperlink w:history="1" r:id="rIdtytvlwoa2h6ewjdp8ui7w">
+            <w:hyperlink w:history="1" r:id="rIdfenbkruqll-bcc1yhvpq2">
               <w:r>
                 <w:rPr>
                   <w:rFonts w:ascii="Arial" w:cs="Arial" w:eastAsia="Arial" w:hAnsi="Arial"/>
@@ -22260,7 +22260,7 @@
             <w:pPr>
               <w:spacing w:after="20" w:before="0"/>
             </w:pPr>
-            <w:hyperlink w:history="1" r:id="rId4qwqupsq9afgy4jscbku9">
+            <w:hyperlink w:history="1" r:id="rIdhxv8p2hk4d0cojtmjdp-q">
               <w:r>
                 <w:rPr>
                   <w:rFonts w:ascii="Arial" w:cs="Arial" w:eastAsia="Arial" w:hAnsi="Arial"/>
@@ -22293,7 +22293,7 @@
               <w:spacing w:after="10" w:before="0"/>
               <w:ind w:left="120"/>
             </w:pPr>
-            <w:hyperlink w:history="1" r:id="rIdyy0zhmp3axbhg6o981qmw">
+            <w:hyperlink w:history="1" r:id="rIdck1zhourhunash6cwfwpj">
               <w:r>
                 <w:rPr>
                   <w:rFonts w:ascii="Arial" w:cs="Arial" w:eastAsia="Arial" w:hAnsi="Arial"/>
@@ -22338,7 +22338,7 @@
             <w:pPr>
               <w:spacing w:after="20" w:before="0"/>
             </w:pPr>
-            <w:hyperlink w:history="1" r:id="rIdbiay2wf0qtz5jfxyjzye3">
+            <w:hyperlink w:history="1" r:id="rIdfarehnkwgb9wuoor2allx">
               <w:r>
                 <w:rPr>
                   <w:rFonts w:ascii="Arial" w:cs="Arial" w:eastAsia="Arial" w:hAnsi="Arial"/>
@@ -22387,7 +22387,7 @@
               <w:spacing w:after="10" w:before="0"/>
               <w:ind w:left="120"/>
             </w:pPr>
-            <w:hyperlink w:history="1" r:id="rIdd-kxpk9zi5mf6fjrefdbw">
+            <w:hyperlink w:history="1" r:id="rIdog_g2-xidovjlbnym5fts">
               <w:r>
                 <w:rPr>
                   <w:rFonts w:ascii="Arial" w:cs="Arial" w:eastAsia="Arial" w:hAnsi="Arial"/>
@@ -22587,7 +22587,7 @@
             <w:pPr>
               <w:spacing w:after="20" w:before="0"/>
             </w:pPr>
-            <w:hyperlink w:history="1" r:id="rIdllvoq_mloczxhdv0sfnxl">
+            <w:hyperlink w:history="1" r:id="rId0thyadx8dhiid1ckgw83b">
               <w:r>
                 <w:rPr>
                   <w:rFonts w:ascii="Arial" w:cs="Arial" w:eastAsia="Arial" w:hAnsi="Arial"/>
@@ -22620,7 +22620,7 @@
               <w:spacing w:after="10" w:before="0"/>
               <w:ind w:left="120"/>
             </w:pPr>
-            <w:hyperlink w:history="1" r:id="rIdyxne_uj0cyabrmpdp4nkx">
+            <w:hyperlink w:history="1" r:id="rId4y0dc7d716dweh0ut0gua">
               <w:r>
                 <w:rPr>
                   <w:rFonts w:ascii="Arial" w:cs="Arial" w:eastAsia="Arial" w:hAnsi="Arial"/>
@@ -22665,7 +22665,7 @@
             <w:pPr>
               <w:spacing w:after="20" w:before="0"/>
             </w:pPr>
-            <w:hyperlink w:history="1" r:id="rId1a9m6ixhuxj2rnhiov1wc">
+            <w:hyperlink w:history="1" r:id="rIdzpyviuzvb7nwlty0bsvw7">
               <w:r>
                 <w:rPr>
                   <w:rFonts w:ascii="Arial" w:cs="Arial" w:eastAsia="Arial" w:hAnsi="Arial"/>
@@ -22698,7 +22698,7 @@
               <w:spacing w:after="10" w:before="0"/>
               <w:ind w:left="120"/>
             </w:pPr>
-            <w:hyperlink w:history="1" r:id="rIdmwlijnp3x7zerzuljubtq">
+            <w:hyperlink w:history="1" r:id="rIdlqlltgdlhrefyhodjqoiv">
               <w:r>
                 <w:rPr>
                   <w:rFonts w:ascii="Arial" w:cs="Arial" w:eastAsia="Arial" w:hAnsi="Arial"/>
@@ -22898,7 +22898,7 @@
             <w:pPr>
               <w:spacing w:after="20" w:before="0"/>
             </w:pPr>
-            <w:hyperlink w:history="1" r:id="rIdafgi4awx_sl3kon-nmrx2">
+            <w:hyperlink w:history="1" r:id="rIdlfg6x--thmilqid3lj854">
               <w:r>
                 <w:rPr>
                   <w:rFonts w:ascii="Arial" w:cs="Arial" w:eastAsia="Arial" w:hAnsi="Arial"/>
@@ -22947,7 +22947,7 @@
               <w:spacing w:after="10" w:before="0"/>
               <w:ind w:left="120"/>
             </w:pPr>
-            <w:hyperlink w:history="1" r:id="rId8sc4nrdlvtmhnsus5wfzu">
+            <w:hyperlink w:history="1" r:id="rIdtloo2wsnakbijywom12sv">
               <w:r>
                 <w:rPr>
                   <w:rFonts w:ascii="Arial" w:cs="Arial" w:eastAsia="Arial" w:hAnsi="Arial"/>
@@ -22992,7 +22992,7 @@
             <w:pPr>
               <w:spacing w:after="20" w:before="0"/>
             </w:pPr>
-            <w:hyperlink w:history="1" r:id="rId9cikt1l5ffosrq2pqertg">
+            <w:hyperlink w:history="1" r:id="rId1zkt2khrbbrgb80s4u0a4">
               <w:r>
                 <w:rPr>
                   <w:rFonts w:ascii="Arial" w:cs="Arial" w:eastAsia="Arial" w:hAnsi="Arial"/>
@@ -23025,7 +23025,7 @@
               <w:spacing w:after="10" w:before="0"/>
               <w:ind w:left="120"/>
             </w:pPr>
-            <w:hyperlink w:history="1" r:id="rIdrpmanz1wp6yio1veq91eh">
+            <w:hyperlink w:history="1" r:id="rIdfo29zya1taens9juroknm">
               <w:r>
                 <w:rPr>
                   <w:rFonts w:ascii="Arial" w:cs="Arial" w:eastAsia="Arial" w:hAnsi="Arial"/>
@@ -23670,7 +23670,7 @@
         </w:rPr>
         <w:t xml:space="preserve">© 2026 SeaVuria and ARES. Aligned with KICD objectives. Developed by SeaVuria; technical implementation by ARES (with AI assistance from Claude). Licensed under </w:t>
       </w:r>
-      <w:hyperlink w:history="1" r:id="rIdnyssuzjh2oavfxhpas1bm">
+      <w:hyperlink w:history="1" r:id="rId08sv8-jamohqsgyn2lw2t">
         <w:r>
           <w:rPr>
             <w:rFonts w:ascii="Arial" w:cs="Arial" w:eastAsia="Arial" w:hAnsi="Arial"/>
@@ -23691,7 +23691,7 @@
         </w:rPr>
         <w:t xml:space="preserve"> (</w:t>
       </w:r>
-      <w:hyperlink w:history="1" r:id="rIdn8m0wmeg0lvqxfqzlb7q7">
+      <w:hyperlink w:history="1" r:id="rIdbkbeiuxpptexpez_vq04u">
         <w:r>
           <w:rPr>
             <w:rFonts w:ascii="Arial" w:cs="Arial" w:eastAsia="Arial" w:hAnsi="Arial"/>
@@ -24731,7 +24731,7 @@
             <w:pPr>
               <w:spacing w:after="20" w:before="0"/>
             </w:pPr>
-            <w:hyperlink w:history="1" r:id="rIddxa_ju7crxdiznlym1vjm">
+            <w:hyperlink w:history="1" r:id="rIdqumnfxmexbpjo33rjq-97">
               <w:r>
                 <w:rPr>
                   <w:rFonts w:ascii="Arial" w:cs="Arial" w:eastAsia="Arial" w:hAnsi="Arial"/>
@@ -24764,7 +24764,7 @@
               <w:spacing w:after="10" w:before="0"/>
               <w:ind w:left="120"/>
             </w:pPr>
-            <w:hyperlink w:history="1" r:id="rIdg-qq3wxzxmuh-jcxhnspi">
+            <w:hyperlink w:history="1" r:id="rIds5twc9ukckvg3vpem5-gw">
               <w:r>
                 <w:rPr>
                   <w:rFonts w:ascii="Arial" w:cs="Arial" w:eastAsia="Arial" w:hAnsi="Arial"/>
@@ -24809,7 +24809,7 @@
             <w:pPr>
               <w:spacing w:after="20" w:before="0"/>
             </w:pPr>
-            <w:hyperlink w:history="1" r:id="rIdxwxqap9pdxweao5wgnql2">
+            <w:hyperlink w:history="1" r:id="rIdqzzf6q6wejxt74c7xio4a">
               <w:r>
                 <w:rPr>
                   <w:rFonts w:ascii="Arial" w:cs="Arial" w:eastAsia="Arial" w:hAnsi="Arial"/>
@@ -24842,7 +24842,7 @@
               <w:spacing w:after="10" w:before="0"/>
               <w:ind w:left="120"/>
             </w:pPr>
-            <w:hyperlink w:history="1" r:id="rIdrsr2wzgg3vy-ylw3yxqll">
+            <w:hyperlink w:history="1" r:id="rId8odukfzjelq4fwb6uarjt">
               <w:r>
                 <w:rPr>
                   <w:rFonts w:ascii="Arial" w:cs="Arial" w:eastAsia="Arial" w:hAnsi="Arial"/>
@@ -25042,7 +25042,7 @@
             <w:pPr>
               <w:spacing w:after="20" w:before="0"/>
             </w:pPr>
-            <w:hyperlink w:history="1" r:id="rIdmh1l3c5hqzfqjud4tyds7">
+            <w:hyperlink w:history="1" r:id="rIdwpinc4c0d3p3epc3s1sd8">
               <w:r>
                 <w:rPr>
                   <w:rFonts w:ascii="Arial" w:cs="Arial" w:eastAsia="Arial" w:hAnsi="Arial"/>
@@ -25075,7 +25075,7 @@
               <w:spacing w:after="10" w:before="0"/>
               <w:ind w:left="120"/>
             </w:pPr>
-            <w:hyperlink w:history="1" r:id="rIdkq7g1k4xpygx6hixkilp9">
+            <w:hyperlink w:history="1" r:id="rId-qln5b4adxotvdpq2ndv7">
               <w:r>
                 <w:rPr>
                   <w:rFonts w:ascii="Arial" w:cs="Arial" w:eastAsia="Arial" w:hAnsi="Arial"/>
@@ -25120,7 +25120,7 @@
             <w:pPr>
               <w:spacing w:after="20" w:before="0"/>
             </w:pPr>
-            <w:hyperlink w:history="1" r:id="rIdzhlmajvemsqpjreuvufh3">
+            <w:hyperlink w:history="1" r:id="rIdu3qmugijtap8hcu9fxyri">
               <w:r>
                 <w:rPr>
                   <w:rFonts w:ascii="Arial" w:cs="Arial" w:eastAsia="Arial" w:hAnsi="Arial"/>
@@ -25153,7 +25153,7 @@
               <w:spacing w:after="10" w:before="0"/>
               <w:ind w:left="120"/>
             </w:pPr>
-            <w:hyperlink w:history="1" r:id="rIddioee_nxlhd6axubfgz7s">
+            <w:hyperlink w:history="1" r:id="rId1gljqzbcpd0xkthydnkqi">
               <w:r>
                 <w:rPr>
                   <w:rFonts w:ascii="Arial" w:cs="Arial" w:eastAsia="Arial" w:hAnsi="Arial"/>
@@ -25353,7 +25353,7 @@
             <w:pPr>
               <w:spacing w:after="20" w:before="0"/>
             </w:pPr>
-            <w:hyperlink w:history="1" r:id="rIddrpj1ipp1duoihfinhsj3">
+            <w:hyperlink w:history="1" r:id="rIdrewjpmuulclyrpjl3u9cc">
               <w:r>
                 <w:rPr>
                   <w:rFonts w:ascii="Arial" w:cs="Arial" w:eastAsia="Arial" w:hAnsi="Arial"/>
@@ -25386,7 +25386,7 @@
               <w:spacing w:after="10" w:before="0"/>
               <w:ind w:left="120"/>
             </w:pPr>
-            <w:hyperlink w:history="1" r:id="rIdulahfhgpnvflvfmzuidkg">
+            <w:hyperlink w:history="1" r:id="rIdpya7jm20cenzlg16_ujp0">
               <w:r>
                 <w:rPr>
                   <w:rFonts w:ascii="Arial" w:cs="Arial" w:eastAsia="Arial" w:hAnsi="Arial"/>
@@ -25431,7 +25431,7 @@
             <w:pPr>
               <w:spacing w:after="20" w:before="0"/>
             </w:pPr>
-            <w:hyperlink w:history="1" r:id="rIdaudtvm5src52hg2pw12-j">
+            <w:hyperlink w:history="1" r:id="rId25hav01oskwqpcihdvckw">
               <w:r>
                 <w:rPr>
                   <w:rFonts w:ascii="Arial" w:cs="Arial" w:eastAsia="Arial" w:hAnsi="Arial"/>
@@ -25464,7 +25464,7 @@
               <w:spacing w:after="10" w:before="0"/>
               <w:ind w:left="120"/>
             </w:pPr>
-            <w:hyperlink w:history="1" r:id="rId3eschaglp1gi6gdbwytfo">
+            <w:hyperlink w:history="1" r:id="rIdv9cickm--zvwmx7xsys1y">
               <w:r>
                 <w:rPr>
                   <w:rFonts w:ascii="Arial" w:cs="Arial" w:eastAsia="Arial" w:hAnsi="Arial"/>
@@ -25664,7 +25664,7 @@
             <w:pPr>
               <w:spacing w:after="20" w:before="0"/>
             </w:pPr>
-            <w:hyperlink w:history="1" r:id="rIdb_-ej1bgc7uvgiorwc--p">
+            <w:hyperlink w:history="1" r:id="rIdzipj13jz-tfh0__wzrqz8">
               <w:r>
                 <w:rPr>
                   <w:rFonts w:ascii="Arial" w:cs="Arial" w:eastAsia="Arial" w:hAnsi="Arial"/>
@@ -25697,7 +25697,7 @@
               <w:spacing w:after="10" w:before="0"/>
               <w:ind w:left="120"/>
             </w:pPr>
-            <w:hyperlink w:history="1" r:id="rId_ygxqz_c6uhbnsnu9gqxo">
+            <w:hyperlink w:history="1" r:id="rIdx3ki4kliznp9blfppp_os">
               <w:r>
                 <w:rPr>
                   <w:rFonts w:ascii="Arial" w:cs="Arial" w:eastAsia="Arial" w:hAnsi="Arial"/>
@@ -25742,7 +25742,7 @@
             <w:pPr>
               <w:spacing w:after="20" w:before="0"/>
             </w:pPr>
-            <w:hyperlink w:history="1" r:id="rIduxkbjktxvxzjag2og2k5b">
+            <w:hyperlink w:history="1" r:id="rIdrbsndrc4mfun6lqmd3erq">
               <w:r>
                 <w:rPr>
                   <w:rFonts w:ascii="Arial" w:cs="Arial" w:eastAsia="Arial" w:hAnsi="Arial"/>
@@ -25775,7 +25775,7 @@
               <w:spacing w:after="10" w:before="0"/>
               <w:ind w:left="120"/>
             </w:pPr>
-            <w:hyperlink w:history="1" r:id="rIdt-difht-1nicicsffthgd">
+            <w:hyperlink w:history="1" r:id="rIdnfnc2_ro-hjbukd-tn8rf">
               <w:r>
                 <w:rPr>
                   <w:rFonts w:ascii="Arial" w:cs="Arial" w:eastAsia="Arial" w:hAnsi="Arial"/>
@@ -25975,7 +25975,7 @@
             <w:pPr>
               <w:spacing w:after="20" w:before="0"/>
             </w:pPr>
-            <w:hyperlink w:history="1" r:id="rIdg8wuzoiw1vr043v0svsim">
+            <w:hyperlink w:history="1" r:id="rIdpob7da2_cfqznzuejvaui">
               <w:r>
                 <w:rPr>
                   <w:rFonts w:ascii="Arial" w:cs="Arial" w:eastAsia="Arial" w:hAnsi="Arial"/>
@@ -26024,7 +26024,7 @@
               <w:spacing w:after="10" w:before="0"/>
               <w:ind w:left="120"/>
             </w:pPr>
-            <w:hyperlink w:history="1" r:id="rIdsygn9rsijre-jdkavcpwe">
+            <w:hyperlink w:history="1" r:id="rIdeerycuobltrpchsldmau8">
               <w:r>
                 <w:rPr>
                   <w:rFonts w:ascii="Arial" w:cs="Arial" w:eastAsia="Arial" w:hAnsi="Arial"/>
@@ -26069,7 +26069,7 @@
             <w:pPr>
               <w:spacing w:after="20" w:before="0"/>
             </w:pPr>
-            <w:hyperlink w:history="1" r:id="rIden1nbz3zcnufsg51jldtn">
+            <w:hyperlink w:history="1" r:id="rIdyalaj151eeviczusoepee">
               <w:r>
                 <w:rPr>
                   <w:rFonts w:ascii="Arial" w:cs="Arial" w:eastAsia="Arial" w:hAnsi="Arial"/>
@@ -26102,7 +26102,7 @@
               <w:spacing w:after="10" w:before="0"/>
               <w:ind w:left="120"/>
             </w:pPr>
-            <w:hyperlink w:history="1" r:id="rIdkuhlc67nf8u2cpfdu9h_z">
+            <w:hyperlink w:history="1" r:id="rIdkr3trowum3ftau9dov0uq">
               <w:r>
                 <w:rPr>
                   <w:rFonts w:ascii="Arial" w:cs="Arial" w:eastAsia="Arial" w:hAnsi="Arial"/>
@@ -26627,7 +26627,7 @@
         </w:rPr>
         <w:t xml:space="preserve">© 2026 SeaVuria and ARES. Aligned with KICD objectives. Developed by SeaVuria; technical implementation by ARES (with AI assistance from Claude). Licensed under </w:t>
       </w:r>
-      <w:hyperlink w:history="1" r:id="rIdg21cbhwi1eja9mo71hosj">
+      <w:hyperlink w:history="1" r:id="rId2u14ovuiyg7takgy807yl">
         <w:r>
           <w:rPr>
             <w:rFonts w:ascii="Arial" w:cs="Arial" w:eastAsia="Arial" w:hAnsi="Arial"/>
@@ -26648,7 +26648,7 @@
         </w:rPr>
         <w:t xml:space="preserve"> (</w:t>
       </w:r>
-      <w:hyperlink w:history="1" r:id="rIdikz_lcqlmfldz0ovgsvqo">
+      <w:hyperlink w:history="1" r:id="rId3erwz5d6esjlj8lxl_5tb">
         <w:r>
           <w:rPr>
             <w:rFonts w:ascii="Arial" w:cs="Arial" w:eastAsia="Arial" w:hAnsi="Arial"/>
@@ -27688,7 +27688,7 @@
             <w:pPr>
               <w:spacing w:after="20" w:before="0"/>
             </w:pPr>
-            <w:hyperlink w:history="1" r:id="rIdryr4zhspgyw7h2-xi_9cw">
+            <w:hyperlink w:history="1" r:id="rIdkr4nsumnbjmnsznij1rvu">
               <w:r>
                 <w:rPr>
                   <w:rFonts w:ascii="Arial" w:cs="Arial" w:eastAsia="Arial" w:hAnsi="Arial"/>
@@ -27721,7 +27721,7 @@
               <w:spacing w:after="10" w:before="0"/>
               <w:ind w:left="120"/>
             </w:pPr>
-            <w:hyperlink w:history="1" r:id="rIdkcmy7owkiazzkjfzihw3p">
+            <w:hyperlink w:history="1" r:id="rIdedmozpx4oxcfwekn9l2l2">
               <w:r>
                 <w:rPr>
                   <w:rFonts w:ascii="Arial" w:cs="Arial" w:eastAsia="Arial" w:hAnsi="Arial"/>
@@ -27766,7 +27766,7 @@
             <w:pPr>
               <w:spacing w:after="20" w:before="0"/>
             </w:pPr>
-            <w:hyperlink w:history="1" r:id="rIdhbk3tzqhsyf41ocifcxuc">
+            <w:hyperlink w:history="1" r:id="rIdbs809nmag4sd0zrbjcfq5">
               <w:r>
                 <w:rPr>
                   <w:rFonts w:ascii="Arial" w:cs="Arial" w:eastAsia="Arial" w:hAnsi="Arial"/>
@@ -27799,7 +27799,7 @@
               <w:spacing w:after="10" w:before="0"/>
               <w:ind w:left="120"/>
             </w:pPr>
-            <w:hyperlink w:history="1" r:id="rIdbon-4vhegm8hiui5bor_y">
+            <w:hyperlink w:history="1" r:id="rIdhwunwjt6ypayintdlj9q9">
               <w:r>
                 <w:rPr>
                   <w:rFonts w:ascii="Arial" w:cs="Arial" w:eastAsia="Arial" w:hAnsi="Arial"/>
@@ -27999,7 +27999,7 @@
             <w:pPr>
               <w:spacing w:after="20" w:before="0"/>
             </w:pPr>
-            <w:hyperlink w:history="1" r:id="rIdfxnnfihtt_erv85qvo2r5">
+            <w:hyperlink w:history="1" r:id="rId0c_akaz3yo_acqcbheiwz">
               <w:r>
                 <w:rPr>
                   <w:rFonts w:ascii="Arial" w:cs="Arial" w:eastAsia="Arial" w:hAnsi="Arial"/>
@@ -28032,7 +28032,7 @@
               <w:spacing w:after="10" w:before="0"/>
               <w:ind w:left="120"/>
             </w:pPr>
-            <w:hyperlink w:history="1" r:id="rIditx2sfro-l8toripmlsbf">
+            <w:hyperlink w:history="1" r:id="rIdq0zhwwhhmwwfg-a5432fa">
               <w:r>
                 <w:rPr>
                   <w:rFonts w:ascii="Arial" w:cs="Arial" w:eastAsia="Arial" w:hAnsi="Arial"/>
@@ -28077,7 +28077,7 @@
             <w:pPr>
               <w:spacing w:after="20" w:before="0"/>
             </w:pPr>
-            <w:hyperlink w:history="1" r:id="rId0rw2deyr9vzuvyws3fuyu">
+            <w:hyperlink w:history="1" r:id="rIdeido-ottheh3tyns3khm_">
               <w:r>
                 <w:rPr>
                   <w:rFonts w:ascii="Arial" w:cs="Arial" w:eastAsia="Arial" w:hAnsi="Arial"/>
@@ -28110,7 +28110,7 @@
               <w:spacing w:after="10" w:before="0"/>
               <w:ind w:left="120"/>
             </w:pPr>
-            <w:hyperlink w:history="1" r:id="rIdhfovljocjkbmjuqdjfffe">
+            <w:hyperlink w:history="1" r:id="rId3n2y5hs1b33fhwt-vo94s">
               <w:r>
                 <w:rPr>
                   <w:rFonts w:ascii="Arial" w:cs="Arial" w:eastAsia="Arial" w:hAnsi="Arial"/>
@@ -28310,7 +28310,7 @@
             <w:pPr>
               <w:spacing w:after="20" w:before="0"/>
             </w:pPr>
-            <w:hyperlink w:history="1" r:id="rIdlxotjwxy1fphtm5gbpj3n">
+            <w:hyperlink w:history="1" r:id="rId5yjj2mnswulfr4auj26y1">
               <w:r>
                 <w:rPr>
                   <w:rFonts w:ascii="Arial" w:cs="Arial" w:eastAsia="Arial" w:hAnsi="Arial"/>
@@ -28343,7 +28343,7 @@
               <w:spacing w:after="10" w:before="0"/>
               <w:ind w:left="120"/>
             </w:pPr>
-            <w:hyperlink w:history="1" r:id="rIdhyywg2s7zdakootj9m__k">
+            <w:hyperlink w:history="1" r:id="rIdsrwo6lhcwbimwww9pkps9">
               <w:r>
                 <w:rPr>
                   <w:rFonts w:ascii="Arial" w:cs="Arial" w:eastAsia="Arial" w:hAnsi="Arial"/>
@@ -28388,7 +28388,7 @@
             <w:pPr>
               <w:spacing w:after="20" w:before="0"/>
             </w:pPr>
-            <w:hyperlink w:history="1" r:id="rId9ub0gqrr0a2bficgwxkqx">
+            <w:hyperlink w:history="1" r:id="rIdbaz74hfufozlpljac_0ad">
               <w:r>
                 <w:rPr>
                   <w:rFonts w:ascii="Arial" w:cs="Arial" w:eastAsia="Arial" w:hAnsi="Arial"/>
@@ -28421,7 +28421,7 @@
               <w:spacing w:after="10" w:before="0"/>
               <w:ind w:left="120"/>
             </w:pPr>
-            <w:hyperlink w:history="1" r:id="rIdasqhfyjpdpzjimcnh64tp">
+            <w:hyperlink w:history="1" r:id="rIdcmeif-gy2wr0yg8gtswlx">
               <w:r>
                 <w:rPr>
                   <w:rFonts w:ascii="Arial" w:cs="Arial" w:eastAsia="Arial" w:hAnsi="Arial"/>
@@ -28621,7 +28621,7 @@
             <w:pPr>
               <w:spacing w:after="20" w:before="0"/>
             </w:pPr>
-            <w:hyperlink w:history="1" r:id="rIdurbr5lkj8afzupyxivvhd">
+            <w:hyperlink w:history="1" r:id="rIdda52o8ercbgm-p1urnnlt">
               <w:r>
                 <w:rPr>
                   <w:rFonts w:ascii="Arial" w:cs="Arial" w:eastAsia="Arial" w:hAnsi="Arial"/>
@@ -28654,7 +28654,7 @@
               <w:spacing w:after="10" w:before="0"/>
               <w:ind w:left="120"/>
             </w:pPr>
-            <w:hyperlink w:history="1" r:id="rIdw2zien9blvyymcspto43p">
+            <w:hyperlink w:history="1" r:id="rIdzwjtkxlrfxtpn3swatcpo">
               <w:r>
                 <w:rPr>
                   <w:rFonts w:ascii="Arial" w:cs="Arial" w:eastAsia="Arial" w:hAnsi="Arial"/>
@@ -28699,7 +28699,7 @@
             <w:pPr>
               <w:spacing w:after="20" w:before="0"/>
             </w:pPr>
-            <w:hyperlink w:history="1" r:id="rIdgdxadhx19-smf2ksw2met">
+            <w:hyperlink w:history="1" r:id="rId31as-1zi0m-li4kgpf3e5">
               <w:r>
                 <w:rPr>
                   <w:rFonts w:ascii="Arial" w:cs="Arial" w:eastAsia="Arial" w:hAnsi="Arial"/>
@@ -28732,7 +28732,7 @@
               <w:spacing w:after="10" w:before="0"/>
               <w:ind w:left="120"/>
             </w:pPr>
-            <w:hyperlink w:history="1" r:id="rIdjdpycp6viyxhr6iavkbo1">
+            <w:hyperlink w:history="1" r:id="rIdhwf-r_wgamd97f_upm1ub">
               <w:r>
                 <w:rPr>
                   <w:rFonts w:ascii="Arial" w:cs="Arial" w:eastAsia="Arial" w:hAnsi="Arial"/>
@@ -28932,7 +28932,7 @@
             <w:pPr>
               <w:spacing w:after="20" w:before="0"/>
             </w:pPr>
-            <w:hyperlink w:history="1" r:id="rIdhm92azvtwgoxm4canvmjk">
+            <w:hyperlink w:history="1" r:id="rIdqe4iwqttx0d3kefbyjx3c">
               <w:r>
                 <w:rPr>
                   <w:rFonts w:ascii="Arial" w:cs="Arial" w:eastAsia="Arial" w:hAnsi="Arial"/>
@@ -28965,7 +28965,7 @@
               <w:spacing w:after="10" w:before="0"/>
               <w:ind w:left="120"/>
             </w:pPr>
-            <w:hyperlink w:history="1" r:id="rId--ywjsf47pbixdrcaxpke">
+            <w:hyperlink w:history="1" r:id="rIdrmc4pdkc0mfpxfweeeakn">
               <w:r>
                 <w:rPr>
                   <w:rFonts w:ascii="Arial" w:cs="Arial" w:eastAsia="Arial" w:hAnsi="Arial"/>
@@ -29010,7 +29010,7 @@
             <w:pPr>
               <w:spacing w:after="20" w:before="0"/>
             </w:pPr>
-            <w:hyperlink w:history="1" r:id="rIddamxryu07uv_ycpdfxj46">
+            <w:hyperlink w:history="1" r:id="rIdz1adsk3vrwiuccfz9qinx">
               <w:r>
                 <w:rPr>
                   <w:rFonts w:ascii="Arial" w:cs="Arial" w:eastAsia="Arial" w:hAnsi="Arial"/>
@@ -29043,7 +29043,7 @@
               <w:spacing w:after="10" w:before="0"/>
               <w:ind w:left="120"/>
             </w:pPr>
-            <w:hyperlink w:history="1" r:id="rIdhyfluopmndndupuq9lhm0">
+            <w:hyperlink w:history="1" r:id="rIddjftk2fn5tnmfabp59jac">
               <w:r>
                 <w:rPr>
                   <w:rFonts w:ascii="Arial" w:cs="Arial" w:eastAsia="Arial" w:hAnsi="Arial"/>
@@ -29568,7 +29568,7 @@
         </w:rPr>
         <w:t xml:space="preserve">© 2026 SeaVuria and ARES. Aligned with KICD objectives. Developed by SeaVuria; technical implementation by ARES (with AI assistance from Claude). Licensed under </w:t>
       </w:r>
-      <w:hyperlink w:history="1" r:id="rIdnz-krlxhc-arquwgmijub">
+      <w:hyperlink w:history="1" r:id="rIdkxj-uziyayninw6egufpu">
         <w:r>
           <w:rPr>
             <w:rFonts w:ascii="Arial" w:cs="Arial" w:eastAsia="Arial" w:hAnsi="Arial"/>
@@ -29589,7 +29589,7 @@
         </w:rPr>
         <w:t xml:space="preserve"> (</w:t>
       </w:r>
-      <w:hyperlink w:history="1" r:id="rId6ytlt4ir8fohvmaq2ln6z">
+      <w:hyperlink w:history="1" r:id="rIduwa6uhrdqy3rogbrugb5p">
         <w:r>
           <w:rPr>
             <w:rFonts w:ascii="Arial" w:cs="Arial" w:eastAsia="Arial" w:hAnsi="Arial"/>
